--- a/data/outputs/v2/General_Science/SS3.1_Turning_Effect_of_Force/General_Science_Turning_Effect_of_Force_FinalExplanation.docx
+++ b/data/outputs/v2/General_Science/SS3.1_Turning_Effect_of_Force/General_Science_Turning_Effect_of_Force_FinalExplanation.docx
@@ -38,6 +38,177 @@
           <w:szCs w:val="22"/>
         </w:rPr>
         <w:t xml:space="preserve">Student Assessment Document</w:t>
+      </w:r>
+    </w:p>
+    <w:p>
+      <w:pPr>
+        <w:spacing w:after="80" w:before="120"/>
+      </w:pPr>
+      <w:r>
+        <w:rPr>
+          <w:rFonts w:ascii="Arial" w:cs="Arial" w:eastAsia="Arial" w:hAnsi="Arial"/>
+          <w:b/>
+          <w:bCs/>
+          <w:color w:val="1F3864"/>
+          <w:sz w:val="20"/>
+          <w:szCs w:val="20"/>
+        </w:rPr>
+        <w:t xml:space="preserve">ATTRIBUTION AND LICENSING</w:t>
+      </w:r>
+    </w:p>
+    <w:p>
+      <w:pPr>
+        <w:spacing w:after="60" w:before="0"/>
+      </w:pPr>
+      <w:r>
+        <w:rPr>
+          <w:rFonts w:ascii="Arial" w:cs="Arial" w:eastAsia="Arial" w:hAnsi="Arial"/>
+          <w:b/>
+          <w:bCs/>
+          <w:sz w:val="17"/>
+          <w:szCs w:val="17"/>
+        </w:rPr>
+        <w:t xml:space="preserve">Curriculum Alignment: </w:t>
+      </w:r>
+      <w:r>
+        <w:rPr>
+          <w:rFonts w:ascii="Arial" w:cs="Arial" w:eastAsia="Arial" w:hAnsi="Arial"/>
+          <w:sz w:val="17"/>
+          <w:szCs w:val="17"/>
+        </w:rPr>
+        <w:t xml:space="preserve">Structured in pedagogical alignment with the competence-based curriculum format and learning outcomes established by the Kenya Institute of Curriculum Development (KICD). This material is independently developed and is not officially endorsed or published by KICD.</w:t>
+      </w:r>
+    </w:p>
+    <w:p>
+      <w:pPr>
+        <w:spacing w:after="60" w:before="0"/>
+      </w:pPr>
+      <w:r>
+        <w:rPr>
+          <w:rFonts w:ascii="Arial" w:cs="Arial" w:eastAsia="Arial" w:hAnsi="Arial"/>
+          <w:b/>
+          <w:bCs/>
+          <w:sz w:val="17"/>
+          <w:szCs w:val="17"/>
+        </w:rPr>
+        <w:t xml:space="preserve">Content &amp; Pedagogy: </w:t>
+      </w:r>
+      <w:r>
+        <w:rPr>
+          <w:rFonts w:ascii="Arial" w:cs="Arial" w:eastAsia="Arial" w:hAnsi="Arial"/>
+          <w:sz w:val="17"/>
+          <w:szCs w:val="17"/>
+        </w:rPr>
+        <w:t xml:space="preserve">Developed and adapted by the educator team at SeaVuria (registered 501(c)(3) in the United States and registered NGO in Kenya, No. 872-850A-BF11), who designed the pedagogical framework, lesson templates and exemplar lessons on which this material is based.</w:t>
+      </w:r>
+    </w:p>
+    <w:p>
+      <w:pPr>
+        <w:spacing w:after="60" w:before="0"/>
+      </w:pPr>
+      <w:r>
+        <w:rPr>
+          <w:rFonts w:ascii="Arial" w:cs="Arial" w:eastAsia="Arial" w:hAnsi="Arial"/>
+          <w:b/>
+          <w:bCs/>
+          <w:sz w:val="17"/>
+          <w:szCs w:val="17"/>
+        </w:rPr>
+        <w:t xml:space="preserve">Production &amp; Layout: </w:t>
+      </w:r>
+      <w:r>
+        <w:rPr>
+          <w:rFonts w:ascii="Arial" w:cs="Arial" w:eastAsia="Arial" w:hAnsi="Arial"/>
+          <w:sz w:val="17"/>
+          <w:szCs w:val="17"/>
+        </w:rPr>
+        <w:t xml:space="preserve">Educational design and curriculum sequencing by SeaVuria. Technical layout, structural formatting, and digital optimization/implementation executed in partnership with ARES Education (registered 501(c)(3) in the United States and Canada (as Afretech Aid) and registered NGO in Kenya), with lesson drafting and compilation assisted by AI (Claude, Anthropic).</w:t>
+      </w:r>
+    </w:p>
+    <w:p>
+      <w:pPr>
+        <w:pBdr>
+          <w:bottom w:val="single" w:color="1F3864" w:sz="6" w:space="6"/>
+        </w:pBdr>
+        <w:spacing w:after="60" w:before="0"/>
+      </w:pPr>
+      <w:r>
+        <w:rPr>
+          <w:rFonts w:ascii="Arial" w:cs="Arial" w:eastAsia="Arial" w:hAnsi="Arial"/>
+          <w:b/>
+          <w:bCs/>
+          <w:sz w:val="17"/>
+          <w:szCs w:val="17"/>
+        </w:rPr>
+        <w:t xml:space="preserve">Licensing &amp; Copyright: </w:t>
+      </w:r>
+      <w:r>
+        <w:rPr>
+          <w:rFonts w:ascii="Arial" w:cs="Arial" w:eastAsia="Arial" w:hAnsi="Arial"/>
+          <w:sz w:val="17"/>
+          <w:szCs w:val="17"/>
+        </w:rPr>
+        <w:t xml:space="preserve">© 2026 SeaVuria and ARES. This work is licensed under a </w:t>
+      </w:r>
+      <w:hyperlink w:history="1" r:id="rIdy8kruvuxc0ggj24xa1ffk">
+        <w:r>
+          <w:rPr>
+            <w:rFonts w:ascii="Arial" w:cs="Arial" w:eastAsia="Arial" w:hAnsi="Arial"/>
+            <w:color w:val="1F6B75"/>
+            <w:sz w:val="17"/>
+            <w:szCs w:val="17"/>
+            <w:u w:val="single" w:color="1F6B75"/>
+          </w:rPr>
+          <w:t xml:space="preserve">Creative Commons Attribution-NonCommercial 4.0 International License</w:t>
+        </w:r>
+      </w:hyperlink>
+      <w:r>
+        <w:rPr>
+          <w:rFonts w:ascii="Arial" w:cs="Arial" w:eastAsia="Arial" w:hAnsi="Arial"/>
+          <w:sz w:val="17"/>
+          <w:szCs w:val="17"/>
+        </w:rPr>
+        <w:t xml:space="preserve"> (</w:t>
+      </w:r>
+      <w:hyperlink w:history="1" r:id="rIdttdbot1iz_obu-dwkewj0">
+        <w:r>
+          <w:rPr>
+            <w:rFonts w:ascii="Arial" w:cs="Arial" w:eastAsia="Arial" w:hAnsi="Arial"/>
+            <w:color w:val="1F6B75"/>
+            <w:sz w:val="17"/>
+            <w:szCs w:val="17"/>
+            <w:u w:val="single" w:color="1F6B75"/>
+          </w:rPr>
+          <w:t xml:space="preserve">CC BY-NC 4.0</w:t>
+        </w:r>
+      </w:hyperlink>
+      <w:r>
+        <w:rPr>
+          <w:rFonts w:ascii="Arial" w:cs="Arial" w:eastAsia="Arial" w:hAnsi="Arial"/>
+          <w:sz w:val="17"/>
+          <w:szCs w:val="17"/>
+        </w:rPr>
+        <w:t xml:space="preserve">). To view a copy of this license, visit </w:t>
+      </w:r>
+      <w:hyperlink w:history="1" r:id="rId23_r58djkb5nlr3vbhm7c">
+        <w:r>
+          <w:rPr>
+            <w:rFonts w:ascii="Arial" w:cs="Arial" w:eastAsia="Arial" w:hAnsi="Arial"/>
+            <w:color w:val="1F6B75"/>
+            <w:sz w:val="17"/>
+            <w:szCs w:val="17"/>
+            <w:u w:val="single" w:color="1F6B75"/>
+          </w:rPr>
+          <w:t xml:space="preserve">https://creativecommons.org/licenses/by-nc/4.0/</w:t>
+        </w:r>
+      </w:hyperlink>
+      <w:r>
+        <w:rPr>
+          <w:rFonts w:ascii="Arial" w:cs="Arial" w:eastAsia="Arial" w:hAnsi="Arial"/>
+          <w:sz w:val="17"/>
+          <w:szCs w:val="17"/>
+        </w:rPr>
+        <w:t xml:space="preserve">. You are free to copy, redistribute, and adapt this material in any medium or format, provided appropriate credit is given and the material is not used for commercial purposes. KICD learning outcomes and curriculum designations reproduced here for alignment purposes remain the property of KICD and are not covered by this license. Linked external resources (e.g. CK-12, Khan Academy, PhET) are subject to their own licenses.</w:t>
       </w:r>
     </w:p>
     <w:p>

--- a/data/outputs/v2/General_Science/SS3.1_Turning_Effect_of_Force/General_Science_Turning_Effect_of_Force_FinalExplanation.docx
+++ b/data/outputs/v2/General_Science/SS3.1_Turning_Effect_of_Force/General_Science_Turning_Effect_of_Force_FinalExplanation.docx
@@ -38,177 +38,6 @@
           <w:szCs w:val="22"/>
         </w:rPr>
         <w:t xml:space="preserve">Student Assessment Document</w:t>
-      </w:r>
-    </w:p>
-    <w:p>
-      <w:pPr>
-        <w:spacing w:after="80" w:before="120"/>
-      </w:pPr>
-      <w:r>
-        <w:rPr>
-          <w:rFonts w:ascii="Arial" w:cs="Arial" w:eastAsia="Arial" w:hAnsi="Arial"/>
-          <w:b/>
-          <w:bCs/>
-          <w:color w:val="1F3864"/>
-          <w:sz w:val="20"/>
-          <w:szCs w:val="20"/>
-        </w:rPr>
-        <w:t xml:space="preserve">ATTRIBUTION AND LICENSING</w:t>
-      </w:r>
-    </w:p>
-    <w:p>
-      <w:pPr>
-        <w:spacing w:after="60" w:before="0"/>
-      </w:pPr>
-      <w:r>
-        <w:rPr>
-          <w:rFonts w:ascii="Arial" w:cs="Arial" w:eastAsia="Arial" w:hAnsi="Arial"/>
-          <w:b/>
-          <w:bCs/>
-          <w:sz w:val="17"/>
-          <w:szCs w:val="17"/>
-        </w:rPr>
-        <w:t xml:space="preserve">Curriculum Alignment: </w:t>
-      </w:r>
-      <w:r>
-        <w:rPr>
-          <w:rFonts w:ascii="Arial" w:cs="Arial" w:eastAsia="Arial" w:hAnsi="Arial"/>
-          <w:sz w:val="17"/>
-          <w:szCs w:val="17"/>
-        </w:rPr>
-        <w:t xml:space="preserve">Structured in pedagogical alignment with the competence-based curriculum format and learning outcomes established by the Kenya Institute of Curriculum Development (KICD). This material is independently developed and is not officially endorsed or published by KICD.</w:t>
-      </w:r>
-    </w:p>
-    <w:p>
-      <w:pPr>
-        <w:spacing w:after="60" w:before="0"/>
-      </w:pPr>
-      <w:r>
-        <w:rPr>
-          <w:rFonts w:ascii="Arial" w:cs="Arial" w:eastAsia="Arial" w:hAnsi="Arial"/>
-          <w:b/>
-          <w:bCs/>
-          <w:sz w:val="17"/>
-          <w:szCs w:val="17"/>
-        </w:rPr>
-        <w:t xml:space="preserve">Content &amp; Pedagogy: </w:t>
-      </w:r>
-      <w:r>
-        <w:rPr>
-          <w:rFonts w:ascii="Arial" w:cs="Arial" w:eastAsia="Arial" w:hAnsi="Arial"/>
-          <w:sz w:val="17"/>
-          <w:szCs w:val="17"/>
-        </w:rPr>
-        <w:t xml:space="preserve">Developed and adapted by the educator team at SeaVuria (registered 501(c)(3) in the United States and registered NGO in Kenya, No. 872-850A-BF11), who designed the pedagogical framework, lesson templates and exemplar lessons on which this material is based.</w:t>
-      </w:r>
-    </w:p>
-    <w:p>
-      <w:pPr>
-        <w:spacing w:after="60" w:before="0"/>
-      </w:pPr>
-      <w:r>
-        <w:rPr>
-          <w:rFonts w:ascii="Arial" w:cs="Arial" w:eastAsia="Arial" w:hAnsi="Arial"/>
-          <w:b/>
-          <w:bCs/>
-          <w:sz w:val="17"/>
-          <w:szCs w:val="17"/>
-        </w:rPr>
-        <w:t xml:space="preserve">Production &amp; Layout: </w:t>
-      </w:r>
-      <w:r>
-        <w:rPr>
-          <w:rFonts w:ascii="Arial" w:cs="Arial" w:eastAsia="Arial" w:hAnsi="Arial"/>
-          <w:sz w:val="17"/>
-          <w:szCs w:val="17"/>
-        </w:rPr>
-        <w:t xml:space="preserve">Educational design and curriculum sequencing by SeaVuria. Technical layout, structural formatting, and digital optimization/implementation executed in partnership with ARES Education (registered 501(c)(3) in the United States and Canada (as Afretech Aid) and registered NGO in Kenya), with lesson drafting and compilation assisted by AI (Claude, Anthropic).</w:t>
-      </w:r>
-    </w:p>
-    <w:p>
-      <w:pPr>
-        <w:pBdr>
-          <w:bottom w:val="single" w:color="1F3864" w:sz="6" w:space="6"/>
-        </w:pBdr>
-        <w:spacing w:after="60" w:before="0"/>
-      </w:pPr>
-      <w:r>
-        <w:rPr>
-          <w:rFonts w:ascii="Arial" w:cs="Arial" w:eastAsia="Arial" w:hAnsi="Arial"/>
-          <w:b/>
-          <w:bCs/>
-          <w:sz w:val="17"/>
-          <w:szCs w:val="17"/>
-        </w:rPr>
-        <w:t xml:space="preserve">Licensing &amp; Copyright: </w:t>
-      </w:r>
-      <w:r>
-        <w:rPr>
-          <w:rFonts w:ascii="Arial" w:cs="Arial" w:eastAsia="Arial" w:hAnsi="Arial"/>
-          <w:sz w:val="17"/>
-          <w:szCs w:val="17"/>
-        </w:rPr>
-        <w:t xml:space="preserve">© 2026 SeaVuria and ARES. This work is licensed under a </w:t>
-      </w:r>
-      <w:hyperlink w:history="1" r:id="rIdy8kruvuxc0ggj24xa1ffk">
-        <w:r>
-          <w:rPr>
-            <w:rFonts w:ascii="Arial" w:cs="Arial" w:eastAsia="Arial" w:hAnsi="Arial"/>
-            <w:color w:val="1F6B75"/>
-            <w:sz w:val="17"/>
-            <w:szCs w:val="17"/>
-            <w:u w:val="single" w:color="1F6B75"/>
-          </w:rPr>
-          <w:t xml:space="preserve">Creative Commons Attribution-NonCommercial 4.0 International License</w:t>
-        </w:r>
-      </w:hyperlink>
-      <w:r>
-        <w:rPr>
-          <w:rFonts w:ascii="Arial" w:cs="Arial" w:eastAsia="Arial" w:hAnsi="Arial"/>
-          <w:sz w:val="17"/>
-          <w:szCs w:val="17"/>
-        </w:rPr>
-        <w:t xml:space="preserve"> (</w:t>
-      </w:r>
-      <w:hyperlink w:history="1" r:id="rIdttdbot1iz_obu-dwkewj0">
-        <w:r>
-          <w:rPr>
-            <w:rFonts w:ascii="Arial" w:cs="Arial" w:eastAsia="Arial" w:hAnsi="Arial"/>
-            <w:color w:val="1F6B75"/>
-            <w:sz w:val="17"/>
-            <w:szCs w:val="17"/>
-            <w:u w:val="single" w:color="1F6B75"/>
-          </w:rPr>
-          <w:t xml:space="preserve">CC BY-NC 4.0</w:t>
-        </w:r>
-      </w:hyperlink>
-      <w:r>
-        <w:rPr>
-          <w:rFonts w:ascii="Arial" w:cs="Arial" w:eastAsia="Arial" w:hAnsi="Arial"/>
-          <w:sz w:val="17"/>
-          <w:szCs w:val="17"/>
-        </w:rPr>
-        <w:t xml:space="preserve">). To view a copy of this license, visit </w:t>
-      </w:r>
-      <w:hyperlink w:history="1" r:id="rId23_r58djkb5nlr3vbhm7c">
-        <w:r>
-          <w:rPr>
-            <w:rFonts w:ascii="Arial" w:cs="Arial" w:eastAsia="Arial" w:hAnsi="Arial"/>
-            <w:color w:val="1F6B75"/>
-            <w:sz w:val="17"/>
-            <w:szCs w:val="17"/>
-            <w:u w:val="single" w:color="1F6B75"/>
-          </w:rPr>
-          <w:t xml:space="preserve">https://creativecommons.org/licenses/by-nc/4.0/</w:t>
-        </w:r>
-      </w:hyperlink>
-      <w:r>
-        <w:rPr>
-          <w:rFonts w:ascii="Arial" w:cs="Arial" w:eastAsia="Arial" w:hAnsi="Arial"/>
-          <w:sz w:val="17"/>
-          <w:szCs w:val="17"/>
-        </w:rPr>
-        <w:t xml:space="preserve">. You are free to copy, redistribute, and adapt this material in any medium or format, provided appropriate credit is given and the material is not used for commercial purposes. KICD learning outcomes and curriculum designations reproduced here for alignment purposes remain the property of KICD and are not covered by this license. Linked external resources (e.g. CK-12, Khan Academy, PhET) are subject to their own licenses.</w:t>
       </w:r>
     </w:p>
     <w:p>
@@ -2077,6 +1906,185 @@
         </w:tc>
       </w:tr>
     </w:tbl>
+    <w:p>
+      <w:pPr>
+        <w:spacing w:after="120"/>
+      </w:pPr>
+      <w:r>
+        <w:t xml:space="preserve"/>
+      </w:r>
+    </w:p>
+    <w:p>
+      <w:pPr>
+        <w:spacing w:after="80" w:before="120"/>
+      </w:pPr>
+      <w:r>
+        <w:rPr>
+          <w:rFonts w:ascii="Arial" w:cs="Arial" w:eastAsia="Arial" w:hAnsi="Arial"/>
+          <w:b/>
+          <w:bCs/>
+          <w:color w:val="1F3864"/>
+          <w:sz w:val="20"/>
+          <w:szCs w:val="20"/>
+        </w:rPr>
+        <w:t xml:space="preserve">ATTRIBUTION AND LICENSING</w:t>
+      </w:r>
+    </w:p>
+    <w:p>
+      <w:pPr>
+        <w:spacing w:after="60" w:before="0"/>
+      </w:pPr>
+      <w:r>
+        <w:rPr>
+          <w:rFonts w:ascii="Arial" w:cs="Arial" w:eastAsia="Arial" w:hAnsi="Arial"/>
+          <w:b/>
+          <w:bCs/>
+          <w:sz w:val="17"/>
+          <w:szCs w:val="17"/>
+        </w:rPr>
+        <w:t xml:space="preserve">Curriculum Alignment: </w:t>
+      </w:r>
+      <w:r>
+        <w:rPr>
+          <w:rFonts w:ascii="Arial" w:cs="Arial" w:eastAsia="Arial" w:hAnsi="Arial"/>
+          <w:sz w:val="17"/>
+          <w:szCs w:val="17"/>
+        </w:rPr>
+        <w:t xml:space="preserve">Structured in pedagogical alignment with the competence-based curriculum format and learning outcomes established by the Kenya Institute of Curriculum Development (KICD). This material is independently developed and is not officially endorsed or published by KICD.</w:t>
+      </w:r>
+    </w:p>
+    <w:p>
+      <w:pPr>
+        <w:spacing w:after="60" w:before="0"/>
+      </w:pPr>
+      <w:r>
+        <w:rPr>
+          <w:rFonts w:ascii="Arial" w:cs="Arial" w:eastAsia="Arial" w:hAnsi="Arial"/>
+          <w:b/>
+          <w:bCs/>
+          <w:sz w:val="17"/>
+          <w:szCs w:val="17"/>
+        </w:rPr>
+        <w:t xml:space="preserve">Content &amp; Pedagogy: </w:t>
+      </w:r>
+      <w:r>
+        <w:rPr>
+          <w:rFonts w:ascii="Arial" w:cs="Arial" w:eastAsia="Arial" w:hAnsi="Arial"/>
+          <w:sz w:val="17"/>
+          <w:szCs w:val="17"/>
+        </w:rPr>
+        <w:t xml:space="preserve">Developed and adapted by the educator team at SeaVuria (registered 501(c)(3) in the United States and registered NGO in Kenya, No. 872-850A-BF11), who designed the pedagogical framework, lesson templates and exemplar lessons on which this material is based.</w:t>
+      </w:r>
+    </w:p>
+    <w:p>
+      <w:pPr>
+        <w:spacing w:after="60" w:before="0"/>
+      </w:pPr>
+      <w:r>
+        <w:rPr>
+          <w:rFonts w:ascii="Arial" w:cs="Arial" w:eastAsia="Arial" w:hAnsi="Arial"/>
+          <w:b/>
+          <w:bCs/>
+          <w:sz w:val="17"/>
+          <w:szCs w:val="17"/>
+        </w:rPr>
+        <w:t xml:space="preserve">Production &amp; Layout: </w:t>
+      </w:r>
+      <w:r>
+        <w:rPr>
+          <w:rFonts w:ascii="Arial" w:cs="Arial" w:eastAsia="Arial" w:hAnsi="Arial"/>
+          <w:sz w:val="17"/>
+          <w:szCs w:val="17"/>
+        </w:rPr>
+        <w:t xml:space="preserve">Educational design and curriculum sequencing by SeaVuria. Technical layout, structural formatting, and digital optimization/implementation executed in partnership with ARES Education (registered 501(c)(3) in the United States and Canada (as Afretech Aid) and registered NGO in Kenya), with lesson drafting and compilation assisted by AI (Claude, Anthropic).</w:t>
+      </w:r>
+    </w:p>
+    <w:p>
+      <w:pPr>
+        <w:pBdr>
+          <w:bottom w:val="single" w:color="1F3864" w:sz="6" w:space="6"/>
+        </w:pBdr>
+        <w:spacing w:after="60" w:before="0"/>
+      </w:pPr>
+      <w:r>
+        <w:rPr>
+          <w:rFonts w:ascii="Arial" w:cs="Arial" w:eastAsia="Arial" w:hAnsi="Arial"/>
+          <w:b/>
+          <w:bCs/>
+          <w:sz w:val="17"/>
+          <w:szCs w:val="17"/>
+        </w:rPr>
+        <w:t xml:space="preserve">Licensing &amp; Copyright: </w:t>
+      </w:r>
+      <w:r>
+        <w:rPr>
+          <w:rFonts w:ascii="Arial" w:cs="Arial" w:eastAsia="Arial" w:hAnsi="Arial"/>
+          <w:sz w:val="17"/>
+          <w:szCs w:val="17"/>
+        </w:rPr>
+        <w:t xml:space="preserve">© 2026 SeaVuria and ARES. This work is licensed under a </w:t>
+      </w:r>
+      <w:hyperlink w:history="1" r:id="rIdcdv-nukq8mzuv-rqclocr">
+        <w:r>
+          <w:rPr>
+            <w:rFonts w:ascii="Arial" w:cs="Arial" w:eastAsia="Arial" w:hAnsi="Arial"/>
+            <w:color w:val="1F6B75"/>
+            <w:sz w:val="17"/>
+            <w:szCs w:val="17"/>
+            <w:u w:val="single" w:color="1F6B75"/>
+          </w:rPr>
+          <w:t xml:space="preserve">Creative Commons Attribution-NonCommercial 4.0 International License</w:t>
+        </w:r>
+      </w:hyperlink>
+      <w:r>
+        <w:rPr>
+          <w:rFonts w:ascii="Arial" w:cs="Arial" w:eastAsia="Arial" w:hAnsi="Arial"/>
+          <w:sz w:val="17"/>
+          <w:szCs w:val="17"/>
+        </w:rPr>
+        <w:t xml:space="preserve"> (</w:t>
+      </w:r>
+      <w:hyperlink w:history="1" r:id="rIdt2rnow_yvd37nldsr1wxu">
+        <w:r>
+          <w:rPr>
+            <w:rFonts w:ascii="Arial" w:cs="Arial" w:eastAsia="Arial" w:hAnsi="Arial"/>
+            <w:color w:val="1F6B75"/>
+            <w:sz w:val="17"/>
+            <w:szCs w:val="17"/>
+            <w:u w:val="single" w:color="1F6B75"/>
+          </w:rPr>
+          <w:t xml:space="preserve">CC BY-NC 4.0</w:t>
+        </w:r>
+      </w:hyperlink>
+      <w:r>
+        <w:rPr>
+          <w:rFonts w:ascii="Arial" w:cs="Arial" w:eastAsia="Arial" w:hAnsi="Arial"/>
+          <w:sz w:val="17"/>
+          <w:szCs w:val="17"/>
+        </w:rPr>
+        <w:t xml:space="preserve">). To view a copy of this license, visit </w:t>
+      </w:r>
+      <w:hyperlink w:history="1" r:id="rId0-9gbbz9tkpmm2pjth7a2">
+        <w:r>
+          <w:rPr>
+            <w:rFonts w:ascii="Arial" w:cs="Arial" w:eastAsia="Arial" w:hAnsi="Arial"/>
+            <w:color w:val="1F6B75"/>
+            <w:sz w:val="17"/>
+            <w:szCs w:val="17"/>
+            <w:u w:val="single" w:color="1F6B75"/>
+          </w:rPr>
+          <w:t xml:space="preserve">https://creativecommons.org/licenses/by-nc/4.0/</w:t>
+        </w:r>
+      </w:hyperlink>
+      <w:r>
+        <w:rPr>
+          <w:rFonts w:ascii="Arial" w:cs="Arial" w:eastAsia="Arial" w:hAnsi="Arial"/>
+          <w:sz w:val="17"/>
+          <w:szCs w:val="17"/>
+        </w:rPr>
+        <w:t xml:space="preserve">. You are free to copy, redistribute, and adapt this material in any medium or format, provided appropriate credit is given and the material is not used for commercial purposes. KICD learning outcomes and curriculum designations reproduced here for alignment purposes remain the property of KICD and are not covered by this license. Linked external resources (e.g. CK-12, Khan Academy, PhET) are subject to their own licenses.</w:t>
+      </w:r>
+    </w:p>
     <w:sectPr>
       <w:pgSz w:w="15840" w:h="12240" w:orient="landscape"/>
       <w:pgMar w:top="1080" w:right="1080" w:bottom="1080" w:left="1080" w:header="708" w:footer="708" w:gutter="0"/>

--- a/data/outputs/v2/General_Science/SS3.1_Turning_Effect_of_Force/General_Science_Turning_Effect_of_Force_FinalExplanation.docx
+++ b/data/outputs/v2/General_Science/SS3.1_Turning_Effect_of_Force/General_Science_Turning_Effect_of_Force_FinalExplanation.docx
@@ -95,7 +95,7 @@
                 <w:sz w:val="22"/>
                 <w:szCs w:val="22"/>
               </w:rPr>
-              <w:t xml:space="preserve">FINAL EXPLANATION: GENERAL SCIENCE — GRADE 10 | SUB-STRAND 3.1: TURNING EFFECT OF FORCE</w:t>
+              <w:t xml:space="preserve">FINAL EXPLANATION: GENERAL SCIENCE GRADE 10 – SUB-STRAND 3.1 TURNING EFFECT OF FORCE: FINAL EXPLANATION</w:t>
             </w:r>
           </w:p>
         </w:tc>
@@ -422,7 +422,7 @@
                 <w:sz w:val="18"/>
                 <w:szCs w:val="18"/>
               </w:rPr>
-              <w:t xml:space="preserve">This is your Final Explanation task. You will use everything you have learned over the past 8 lessons to answer the driving question fully and scientifically. Read the driving question carefully, then write a response that covers each section below. Use correct scientific vocabulary, refer back to evidence you collected, and connect your answer to real Kenyan tools and contexts. A strong response does not just state facts — it explains the science behind what you observed and links ideas together logically. Write in full sentences and use diagrams where they help your explanation.</w:t>
+              <w:t xml:space="preserve">Think back to the Jembe Handle Puzzle from Lesson 1. In Kericho, Amina used a long-handled jembe (about 90 cm) and finished digging quickly and easily. Juma used a jembe with the same blade weight but a short handle (about 30 cm), and he struggled and tired quickly. Your task is to explain WHY, using the evidence you collected in this unit. Write your answers in the space under each prompt. Use full sentences, show every step of any calculation with units, and use the words pivot, force, perpendicular distance, moment, clockwise and anticlockwise correctly. Use g = 10 N/kg where you need weight. Write in your own words, as if explaining to a farmer in your home area.</w:t>
             </w:r>
           </w:p>
         </w:tc>
@@ -450,14 +450,12 @@
         <w:tblLayout w:type="fixed"/>
       </w:tblPr>
       <w:tblGrid>
-        <w:gridCol w:w="3000"/>
-        <w:gridCol w:w="10680"/>
+        <w:gridCol w:w="13680"/>
       </w:tblGrid>
       <w:tr>
         <w:tc>
           <w:tcPr>
             <w:tcW w:type="dxa" w:w="13680"/>
-            <w:gridSpan w:val="2"/>
             <w:shd w:fill="1F3864" w:color="auto" w:val="clear"/>
             <w:tcMar>
               <w:top w:type="dxa" w:w="60"/>
@@ -483,7 +481,7 @@
                 <w:sz w:val="22"/>
                 <w:szCs w:val="22"/>
               </w:rPr>
-              <w:t xml:space="preserve">Section 1: Explain the Anchoring Phenomenon</w:t>
+              <w:t xml:space="preserve">Part 1: Finding the pattern in the metre-rule data</w:t>
             </w:r>
           </w:p>
         </w:tc>
@@ -491,7 +489,7 @@
       <w:tr>
         <w:tc>
           <w:tcPr>
-            <w:tcW w:type="dxa" w:w="3000"/>
+            <w:tcW w:type="dxa" w:w="13680"/>
             <w:shd w:fill="D9EEF1" w:color="auto" w:val="clear"/>
             <w:tcMar>
               <w:top w:type="dxa" w:w="60"/>
@@ -517,25 +515,700 @@
                 <w:sz w:val="18"/>
                 <w:szCs w:val="18"/>
               </w:rPr>
-              <w:t xml:space="preserve">Return to the Jembe Handle Puzzle from the start of this unit. A farmer in Kericho can break hard soil easily with a long-handled jembe, but struggles with a short-handled jembe of the same blade weight. Using the scientific concepts you have learned, explain exactly WHY this happens. Your explanation must include the terms: torque (turning effect), pivot, effort force, and perpendicular distance.</w:t>
-            </w:r>
-          </w:p>
-        </w:tc>
-        <w:tc>
-          <w:tcPr>
-            <w:tcW w:type="dxa" w:w="10680"/>
-            <w:shd w:fill="FFFFFF" w:color="auto" w:val="clear"/>
-            <w:tcMar>
-              <w:top w:type="dxa" w:w="60"/>
-              <w:left w:type="dxa" w:w="120"/>
-              <w:bottom w:type="dxa" w:w="60"/>
-              <w:right w:type="dxa" w:w="120"/>
-            </w:tcMar>
-            <w:vAlign w:val="top"/>
-          </w:tcPr>
-          <w:p>
-            <w:pPr>
-              <w:spacing w:after="40" w:before="0"/>
+              <w:t xml:space="preserve">In the metre-rule investigation, a wooden metre rule was balanced on a pencil pivot at the 50 cm mark. Slotted masses were hung on each side. Here is the data from one group. Every trial was balanced. Use W = mg with g = 10 N/kg.</w:t>
+            </w:r>
+          </w:p>
+          <w:p>
+            <w:pPr>
+              <w:spacing w:after="40" w:before="0"/>
+              <w:jc w:val="left"/>
+            </w:pPr>
+            <w:r>
+              <w:rPr>
+                <w:rFonts w:ascii="Arial" w:cs="Arial" w:eastAsia="Arial" w:hAnsi="Arial"/>
+                <w:b/>
+                <w:bCs/>
+                <w:i w:val="false"/>
+                <w:iCs w:val="false"/>
+                <w:color w:val="000000"/>
+                <w:sz w:val="18"/>
+                <w:szCs w:val="18"/>
+              </w:rPr>
+              <w:t xml:space="preserve"/>
+            </w:r>
+          </w:p>
+          <w:tbl>
+            <w:tblPr>
+              <w:tblW w:type="dxa" w:w="13320"/>
+              <w:tblBorders>
+                <w:top w:val="single" w:color="AAAAAA" w:sz="4"/>
+                <w:left w:val="single" w:color="AAAAAA" w:sz="4"/>
+                <w:bottom w:val="single" w:color="AAAAAA" w:sz="4"/>
+                <w:right w:val="single" w:color="AAAAAA" w:sz="4"/>
+                <w:insideH w:val="single" w:color="auto" w:sz="4"/>
+                <w:insideV w:val="single" w:color="auto" w:sz="4"/>
+              </w:tblBorders>
+              <w:tblLayout w:type="fixed"/>
+            </w:tblPr>
+            <w:tblGrid>
+              <w:gridCol w:w="2664"/>
+              <w:gridCol w:w="2664"/>
+              <w:gridCol w:w="2664"/>
+              <w:gridCol w:w="2664"/>
+              <w:gridCol w:w="2664"/>
+            </w:tblGrid>
+            <w:tr>
+              <w:tc>
+                <w:tcPr>
+                  <w:tcW w:type="dxa" w:w="2664"/>
+                  <w:shd w:fill="D5E8F0" w:color="auto" w:val="clear"/>
+                  <w:tcMar>
+                    <w:top w:type="dxa" w:w="60"/>
+                    <w:left w:type="dxa" w:w="120"/>
+                    <w:bottom w:type="dxa" w:w="60"/>
+                    <w:right w:type="dxa" w:w="120"/>
+                  </w:tcMar>
+                  <w:vAlign w:val="top"/>
+                </w:tcPr>
+                <w:p>
+                  <w:pPr>
+                    <w:spacing w:after="40" w:before="0"/>
+                    <w:jc w:val="left"/>
+                  </w:pPr>
+                  <w:r>
+                    <w:rPr>
+                      <w:rFonts w:ascii="Arial" w:cs="Arial" w:eastAsia="Arial" w:hAnsi="Arial"/>
+                      <w:b/>
+                      <w:bCs/>
+                      <w:i w:val="false"/>
+                      <w:iCs w:val="false"/>
+                      <w:color w:val="000000"/>
+                      <w:sz w:val="18"/>
+                      <w:szCs w:val="18"/>
+                    </w:rPr>
+                    <w:t xml:space="preserve">Trial</w:t>
+                  </w:r>
+                </w:p>
+              </w:tc>
+              <w:tc>
+                <w:tcPr>
+                  <w:tcW w:type="dxa" w:w="2664"/>
+                  <w:shd w:fill="D5E8F0" w:color="auto" w:val="clear"/>
+                  <w:tcMar>
+                    <w:top w:type="dxa" w:w="60"/>
+                    <w:left w:type="dxa" w:w="120"/>
+                    <w:bottom w:type="dxa" w:w="60"/>
+                    <w:right w:type="dxa" w:w="120"/>
+                  </w:tcMar>
+                  <w:vAlign w:val="top"/>
+                </w:tcPr>
+                <w:p>
+                  <w:pPr>
+                    <w:spacing w:after="40" w:before="0"/>
+                    <w:jc w:val="left"/>
+                  </w:pPr>
+                  <w:r>
+                    <w:rPr>
+                      <w:rFonts w:ascii="Arial" w:cs="Arial" w:eastAsia="Arial" w:hAnsi="Arial"/>
+                      <w:b/>
+                      <w:bCs/>
+                      <w:i w:val="false"/>
+                      <w:iCs w:val="false"/>
+                      <w:color w:val="000000"/>
+                      <w:sz w:val="18"/>
+                      <w:szCs w:val="18"/>
+                    </w:rPr>
+                    <w:t xml:space="preserve">Left mass (g)</w:t>
+                  </w:r>
+                </w:p>
+              </w:tc>
+              <w:tc>
+                <w:tcPr>
+                  <w:tcW w:type="dxa" w:w="2664"/>
+                  <w:shd w:fill="D5E8F0" w:color="auto" w:val="clear"/>
+                  <w:tcMar>
+                    <w:top w:type="dxa" w:w="60"/>
+                    <w:left w:type="dxa" w:w="120"/>
+                    <w:bottom w:type="dxa" w:w="60"/>
+                    <w:right w:type="dxa" w:w="120"/>
+                  </w:tcMar>
+                  <w:vAlign w:val="top"/>
+                </w:tcPr>
+                <w:p>
+                  <w:pPr>
+                    <w:spacing w:after="40" w:before="0"/>
+                    <w:jc w:val="left"/>
+                  </w:pPr>
+                  <w:r>
+                    <w:rPr>
+                      <w:rFonts w:ascii="Arial" w:cs="Arial" w:eastAsia="Arial" w:hAnsi="Arial"/>
+                      <w:b/>
+                      <w:bCs/>
+                      <w:i w:val="false"/>
+                      <w:iCs w:val="false"/>
+                      <w:color w:val="000000"/>
+                      <w:sz w:val="18"/>
+                      <w:szCs w:val="18"/>
+                    </w:rPr>
+                    <w:t xml:space="preserve">Left distance from pivot (m)</w:t>
+                  </w:r>
+                </w:p>
+              </w:tc>
+              <w:tc>
+                <w:tcPr>
+                  <w:tcW w:type="dxa" w:w="2664"/>
+                  <w:shd w:fill="D5E8F0" w:color="auto" w:val="clear"/>
+                  <w:tcMar>
+                    <w:top w:type="dxa" w:w="60"/>
+                    <w:left w:type="dxa" w:w="120"/>
+                    <w:bottom w:type="dxa" w:w="60"/>
+                    <w:right w:type="dxa" w:w="120"/>
+                  </w:tcMar>
+                  <w:vAlign w:val="top"/>
+                </w:tcPr>
+                <w:p>
+                  <w:pPr>
+                    <w:spacing w:after="40" w:before="0"/>
+                    <w:jc w:val="left"/>
+                  </w:pPr>
+                  <w:r>
+                    <w:rPr>
+                      <w:rFonts w:ascii="Arial" w:cs="Arial" w:eastAsia="Arial" w:hAnsi="Arial"/>
+                      <w:b/>
+                      <w:bCs/>
+                      <w:i w:val="false"/>
+                      <w:iCs w:val="false"/>
+                      <w:color w:val="000000"/>
+                      <w:sz w:val="18"/>
+                      <w:szCs w:val="18"/>
+                    </w:rPr>
+                    <w:t xml:space="preserve">Right mass (g)</w:t>
+                  </w:r>
+                </w:p>
+              </w:tc>
+              <w:tc>
+                <w:tcPr>
+                  <w:tcW w:type="dxa" w:w="2664"/>
+                  <w:shd w:fill="D5E8F0" w:color="auto" w:val="clear"/>
+                  <w:tcMar>
+                    <w:top w:type="dxa" w:w="60"/>
+                    <w:left w:type="dxa" w:w="120"/>
+                    <w:bottom w:type="dxa" w:w="60"/>
+                    <w:right w:type="dxa" w:w="120"/>
+                  </w:tcMar>
+                  <w:vAlign w:val="top"/>
+                </w:tcPr>
+                <w:p>
+                  <w:pPr>
+                    <w:spacing w:after="40" w:before="0"/>
+                    <w:jc w:val="left"/>
+                  </w:pPr>
+                  <w:r>
+                    <w:rPr>
+                      <w:rFonts w:ascii="Arial" w:cs="Arial" w:eastAsia="Arial" w:hAnsi="Arial"/>
+                      <w:b/>
+                      <w:bCs/>
+                      <w:i w:val="false"/>
+                      <w:iCs w:val="false"/>
+                      <w:color w:val="000000"/>
+                      <w:sz w:val="18"/>
+                      <w:szCs w:val="18"/>
+                    </w:rPr>
+                    <w:t xml:space="preserve">Right distance from pivot (m)</w:t>
+                  </w:r>
+                </w:p>
+              </w:tc>
+            </w:tr>
+            <w:tr>
+              <w:tc>
+                <w:tcPr>
+                  <w:tcW w:type="dxa" w:w="2664"/>
+                  <w:shd w:fill="FFFFFF" w:color="auto" w:val="clear"/>
+                  <w:tcMar>
+                    <w:top w:type="dxa" w:w="60"/>
+                    <w:left w:type="dxa" w:w="120"/>
+                    <w:bottom w:type="dxa" w:w="60"/>
+                    <w:right w:type="dxa" w:w="120"/>
+                  </w:tcMar>
+                  <w:vAlign w:val="top"/>
+                </w:tcPr>
+                <w:p>
+                  <w:pPr>
+                    <w:spacing w:after="40" w:before="0"/>
+                    <w:jc w:val="left"/>
+                  </w:pPr>
+                  <w:r>
+                    <w:rPr>
+                      <w:rFonts w:ascii="Arial" w:cs="Arial" w:eastAsia="Arial" w:hAnsi="Arial"/>
+                      <w:b w:val="false"/>
+                      <w:bCs w:val="false"/>
+                      <w:i w:val="false"/>
+                      <w:iCs w:val="false"/>
+                      <w:color w:val="000000"/>
+                      <w:sz w:val="18"/>
+                      <w:szCs w:val="18"/>
+                    </w:rPr>
+                    <w:t xml:space="preserve">1</w:t>
+                  </w:r>
+                </w:p>
+              </w:tc>
+              <w:tc>
+                <w:tcPr>
+                  <w:tcW w:type="dxa" w:w="2664"/>
+                  <w:shd w:fill="FFFFFF" w:color="auto" w:val="clear"/>
+                  <w:tcMar>
+                    <w:top w:type="dxa" w:w="60"/>
+                    <w:left w:type="dxa" w:w="120"/>
+                    <w:bottom w:type="dxa" w:w="60"/>
+                    <w:right w:type="dxa" w:w="120"/>
+                  </w:tcMar>
+                  <w:vAlign w:val="top"/>
+                </w:tcPr>
+                <w:p>
+                  <w:pPr>
+                    <w:spacing w:after="40" w:before="0"/>
+                    <w:jc w:val="left"/>
+                  </w:pPr>
+                  <w:r>
+                    <w:rPr>
+                      <w:rFonts w:ascii="Arial" w:cs="Arial" w:eastAsia="Arial" w:hAnsi="Arial"/>
+                      <w:b w:val="false"/>
+                      <w:bCs w:val="false"/>
+                      <w:i w:val="false"/>
+                      <w:iCs w:val="false"/>
+                      <w:color w:val="000000"/>
+                      <w:sz w:val="18"/>
+                      <w:szCs w:val="18"/>
+                    </w:rPr>
+                    <w:t xml:space="preserve">500</w:t>
+                  </w:r>
+                </w:p>
+              </w:tc>
+              <w:tc>
+                <w:tcPr>
+                  <w:tcW w:type="dxa" w:w="2664"/>
+                  <w:shd w:fill="FFFFFF" w:color="auto" w:val="clear"/>
+                  <w:tcMar>
+                    <w:top w:type="dxa" w:w="60"/>
+                    <w:left w:type="dxa" w:w="120"/>
+                    <w:bottom w:type="dxa" w:w="60"/>
+                    <w:right w:type="dxa" w:w="120"/>
+                  </w:tcMar>
+                  <w:vAlign w:val="top"/>
+                </w:tcPr>
+                <w:p>
+                  <w:pPr>
+                    <w:spacing w:after="40" w:before="0"/>
+                    <w:jc w:val="left"/>
+                  </w:pPr>
+                  <w:r>
+                    <w:rPr>
+                      <w:rFonts w:ascii="Arial" w:cs="Arial" w:eastAsia="Arial" w:hAnsi="Arial"/>
+                      <w:b w:val="false"/>
+                      <w:bCs w:val="false"/>
+                      <w:i w:val="false"/>
+                      <w:iCs w:val="false"/>
+                      <w:color w:val="000000"/>
+                      <w:sz w:val="18"/>
+                      <w:szCs w:val="18"/>
+                    </w:rPr>
+                    <w:t xml:space="preserve">0.10</w:t>
+                  </w:r>
+                </w:p>
+              </w:tc>
+              <w:tc>
+                <w:tcPr>
+                  <w:tcW w:type="dxa" w:w="2664"/>
+                  <w:shd w:fill="FFFFFF" w:color="auto" w:val="clear"/>
+                  <w:tcMar>
+                    <w:top w:type="dxa" w:w="60"/>
+                    <w:left w:type="dxa" w:w="120"/>
+                    <w:bottom w:type="dxa" w:w="60"/>
+                    <w:right w:type="dxa" w:w="120"/>
+                  </w:tcMar>
+                  <w:vAlign w:val="top"/>
+                </w:tcPr>
+                <w:p>
+                  <w:pPr>
+                    <w:spacing w:after="40" w:before="0"/>
+                    <w:jc w:val="left"/>
+                  </w:pPr>
+                  <w:r>
+                    <w:rPr>
+                      <w:rFonts w:ascii="Arial" w:cs="Arial" w:eastAsia="Arial" w:hAnsi="Arial"/>
+                      <w:b w:val="false"/>
+                      <w:bCs w:val="false"/>
+                      <w:i w:val="false"/>
+                      <w:iCs w:val="false"/>
+                      <w:color w:val="000000"/>
+                      <w:sz w:val="18"/>
+                      <w:szCs w:val="18"/>
+                    </w:rPr>
+                    <w:t xml:space="preserve">200</w:t>
+                  </w:r>
+                </w:p>
+              </w:tc>
+              <w:tc>
+                <w:tcPr>
+                  <w:tcW w:type="dxa" w:w="2664"/>
+                  <w:shd w:fill="FFFFFF" w:color="auto" w:val="clear"/>
+                  <w:tcMar>
+                    <w:top w:type="dxa" w:w="60"/>
+                    <w:left w:type="dxa" w:w="120"/>
+                    <w:bottom w:type="dxa" w:w="60"/>
+                    <w:right w:type="dxa" w:w="120"/>
+                  </w:tcMar>
+                  <w:vAlign w:val="top"/>
+                </w:tcPr>
+                <w:p>
+                  <w:pPr>
+                    <w:spacing w:after="40" w:before="0"/>
+                    <w:jc w:val="left"/>
+                  </w:pPr>
+                  <w:r>
+                    <w:rPr>
+                      <w:rFonts w:ascii="Arial" w:cs="Arial" w:eastAsia="Arial" w:hAnsi="Arial"/>
+                      <w:b w:val="false"/>
+                      <w:bCs w:val="false"/>
+                      <w:i w:val="false"/>
+                      <w:iCs w:val="false"/>
+                      <w:color w:val="000000"/>
+                      <w:sz w:val="18"/>
+                      <w:szCs w:val="18"/>
+                    </w:rPr>
+                    <w:t xml:space="preserve">0.25</w:t>
+                  </w:r>
+                </w:p>
+              </w:tc>
+            </w:tr>
+            <w:tr>
+              <w:tc>
+                <w:tcPr>
+                  <w:tcW w:type="dxa" w:w="2664"/>
+                  <w:shd w:fill="FFFFFF" w:color="auto" w:val="clear"/>
+                  <w:tcMar>
+                    <w:top w:type="dxa" w:w="60"/>
+                    <w:left w:type="dxa" w:w="120"/>
+                    <w:bottom w:type="dxa" w:w="60"/>
+                    <w:right w:type="dxa" w:w="120"/>
+                  </w:tcMar>
+                  <w:vAlign w:val="top"/>
+                </w:tcPr>
+                <w:p>
+                  <w:pPr>
+                    <w:spacing w:after="40" w:before="0"/>
+                    <w:jc w:val="left"/>
+                  </w:pPr>
+                  <w:r>
+                    <w:rPr>
+                      <w:rFonts w:ascii="Arial" w:cs="Arial" w:eastAsia="Arial" w:hAnsi="Arial"/>
+                      <w:b w:val="false"/>
+                      <w:bCs w:val="false"/>
+                      <w:i w:val="false"/>
+                      <w:iCs w:val="false"/>
+                      <w:color w:val="000000"/>
+                      <w:sz w:val="18"/>
+                      <w:szCs w:val="18"/>
+                    </w:rPr>
+                    <w:t xml:space="preserve">2</w:t>
+                  </w:r>
+                </w:p>
+              </w:tc>
+              <w:tc>
+                <w:tcPr>
+                  <w:tcW w:type="dxa" w:w="2664"/>
+                  <w:shd w:fill="FFFFFF" w:color="auto" w:val="clear"/>
+                  <w:tcMar>
+                    <w:top w:type="dxa" w:w="60"/>
+                    <w:left w:type="dxa" w:w="120"/>
+                    <w:bottom w:type="dxa" w:w="60"/>
+                    <w:right w:type="dxa" w:w="120"/>
+                  </w:tcMar>
+                  <w:vAlign w:val="top"/>
+                </w:tcPr>
+                <w:p>
+                  <w:pPr>
+                    <w:spacing w:after="40" w:before="0"/>
+                    <w:jc w:val="left"/>
+                  </w:pPr>
+                  <w:r>
+                    <w:rPr>
+                      <w:rFonts w:ascii="Arial" w:cs="Arial" w:eastAsia="Arial" w:hAnsi="Arial"/>
+                      <w:b w:val="false"/>
+                      <w:bCs w:val="false"/>
+                      <w:i w:val="false"/>
+                      <w:iCs w:val="false"/>
+                      <w:color w:val="000000"/>
+                      <w:sz w:val="18"/>
+                      <w:szCs w:val="18"/>
+                    </w:rPr>
+                    <w:t xml:space="preserve">100</w:t>
+                  </w:r>
+                </w:p>
+              </w:tc>
+              <w:tc>
+                <w:tcPr>
+                  <w:tcW w:type="dxa" w:w="2664"/>
+                  <w:shd w:fill="FFFFFF" w:color="auto" w:val="clear"/>
+                  <w:tcMar>
+                    <w:top w:type="dxa" w:w="60"/>
+                    <w:left w:type="dxa" w:w="120"/>
+                    <w:bottom w:type="dxa" w:w="60"/>
+                    <w:right w:type="dxa" w:w="120"/>
+                  </w:tcMar>
+                  <w:vAlign w:val="top"/>
+                </w:tcPr>
+                <w:p>
+                  <w:pPr>
+                    <w:spacing w:after="40" w:before="0"/>
+                    <w:jc w:val="left"/>
+                  </w:pPr>
+                  <w:r>
+                    <w:rPr>
+                      <w:rFonts w:ascii="Arial" w:cs="Arial" w:eastAsia="Arial" w:hAnsi="Arial"/>
+                      <w:b w:val="false"/>
+                      <w:bCs w:val="false"/>
+                      <w:i w:val="false"/>
+                      <w:iCs w:val="false"/>
+                      <w:color w:val="000000"/>
+                      <w:sz w:val="18"/>
+                      <w:szCs w:val="18"/>
+                    </w:rPr>
+                    <w:t xml:space="preserve">0.40</w:t>
+                  </w:r>
+                </w:p>
+              </w:tc>
+              <w:tc>
+                <w:tcPr>
+                  <w:tcW w:type="dxa" w:w="2664"/>
+                  <w:shd w:fill="FFFFFF" w:color="auto" w:val="clear"/>
+                  <w:tcMar>
+                    <w:top w:type="dxa" w:w="60"/>
+                    <w:left w:type="dxa" w:w="120"/>
+                    <w:bottom w:type="dxa" w:w="60"/>
+                    <w:right w:type="dxa" w:w="120"/>
+                  </w:tcMar>
+                  <w:vAlign w:val="top"/>
+                </w:tcPr>
+                <w:p>
+                  <w:pPr>
+                    <w:spacing w:after="40" w:before="0"/>
+                    <w:jc w:val="left"/>
+                  </w:pPr>
+                  <w:r>
+                    <w:rPr>
+                      <w:rFonts w:ascii="Arial" w:cs="Arial" w:eastAsia="Arial" w:hAnsi="Arial"/>
+                      <w:b w:val="false"/>
+                      <w:bCs w:val="false"/>
+                      <w:i w:val="false"/>
+                      <w:iCs w:val="false"/>
+                      <w:color w:val="000000"/>
+                      <w:sz w:val="18"/>
+                      <w:szCs w:val="18"/>
+                    </w:rPr>
+                    <w:t xml:space="preserve">200</w:t>
+                  </w:r>
+                </w:p>
+              </w:tc>
+              <w:tc>
+                <w:tcPr>
+                  <w:tcW w:type="dxa" w:w="2664"/>
+                  <w:shd w:fill="FFFFFF" w:color="auto" w:val="clear"/>
+                  <w:tcMar>
+                    <w:top w:type="dxa" w:w="60"/>
+                    <w:left w:type="dxa" w:w="120"/>
+                    <w:bottom w:type="dxa" w:w="60"/>
+                    <w:right w:type="dxa" w:w="120"/>
+                  </w:tcMar>
+                  <w:vAlign w:val="top"/>
+                </w:tcPr>
+                <w:p>
+                  <w:pPr>
+                    <w:spacing w:after="40" w:before="0"/>
+                    <w:jc w:val="left"/>
+                  </w:pPr>
+                  <w:r>
+                    <w:rPr>
+                      <w:rFonts w:ascii="Arial" w:cs="Arial" w:eastAsia="Arial" w:hAnsi="Arial"/>
+                      <w:b w:val="false"/>
+                      <w:bCs w:val="false"/>
+                      <w:i w:val="false"/>
+                      <w:iCs w:val="false"/>
+                      <w:color w:val="000000"/>
+                      <w:sz w:val="18"/>
+                      <w:szCs w:val="18"/>
+                    </w:rPr>
+                    <w:t xml:space="preserve">0.20</w:t>
+                  </w:r>
+                </w:p>
+              </w:tc>
+            </w:tr>
+            <w:tr>
+              <w:tc>
+                <w:tcPr>
+                  <w:tcW w:type="dxa" w:w="2664"/>
+                  <w:shd w:fill="FFFFFF" w:color="auto" w:val="clear"/>
+                  <w:tcMar>
+                    <w:top w:type="dxa" w:w="60"/>
+                    <w:left w:type="dxa" w:w="120"/>
+                    <w:bottom w:type="dxa" w:w="60"/>
+                    <w:right w:type="dxa" w:w="120"/>
+                  </w:tcMar>
+                  <w:vAlign w:val="top"/>
+                </w:tcPr>
+                <w:p>
+                  <w:pPr>
+                    <w:spacing w:after="40" w:before="0"/>
+                    <w:jc w:val="left"/>
+                  </w:pPr>
+                  <w:r>
+                    <w:rPr>
+                      <w:rFonts w:ascii="Arial" w:cs="Arial" w:eastAsia="Arial" w:hAnsi="Arial"/>
+                      <w:b w:val="false"/>
+                      <w:bCs w:val="false"/>
+                      <w:i w:val="false"/>
+                      <w:iCs w:val="false"/>
+                      <w:color w:val="000000"/>
+                      <w:sz w:val="18"/>
+                      <w:szCs w:val="18"/>
+                    </w:rPr>
+                    <w:t xml:space="preserve">3</w:t>
+                  </w:r>
+                </w:p>
+              </w:tc>
+              <w:tc>
+                <w:tcPr>
+                  <w:tcW w:type="dxa" w:w="2664"/>
+                  <w:shd w:fill="FFFFFF" w:color="auto" w:val="clear"/>
+                  <w:tcMar>
+                    <w:top w:type="dxa" w:w="60"/>
+                    <w:left w:type="dxa" w:w="120"/>
+                    <w:bottom w:type="dxa" w:w="60"/>
+                    <w:right w:type="dxa" w:w="120"/>
+                  </w:tcMar>
+                  <w:vAlign w:val="top"/>
+                </w:tcPr>
+                <w:p>
+                  <w:pPr>
+                    <w:spacing w:after="40" w:before="0"/>
+                    <w:jc w:val="left"/>
+                  </w:pPr>
+                  <w:r>
+                    <w:rPr>
+                      <w:rFonts w:ascii="Arial" w:cs="Arial" w:eastAsia="Arial" w:hAnsi="Arial"/>
+                      <w:b w:val="false"/>
+                      <w:bCs w:val="false"/>
+                      <w:i w:val="false"/>
+                      <w:iCs w:val="false"/>
+                      <w:color w:val="000000"/>
+                      <w:sz w:val="18"/>
+                      <w:szCs w:val="18"/>
+                    </w:rPr>
+                    <w:t xml:space="preserve">200</w:t>
+                  </w:r>
+                </w:p>
+              </w:tc>
+              <w:tc>
+                <w:tcPr>
+                  <w:tcW w:type="dxa" w:w="2664"/>
+                  <w:shd w:fill="FFFFFF" w:color="auto" w:val="clear"/>
+                  <w:tcMar>
+                    <w:top w:type="dxa" w:w="60"/>
+                    <w:left w:type="dxa" w:w="120"/>
+                    <w:bottom w:type="dxa" w:w="60"/>
+                    <w:right w:type="dxa" w:w="120"/>
+                  </w:tcMar>
+                  <w:vAlign w:val="top"/>
+                </w:tcPr>
+                <w:p>
+                  <w:pPr>
+                    <w:spacing w:after="40" w:before="0"/>
+                    <w:jc w:val="left"/>
+                  </w:pPr>
+                  <w:r>
+                    <w:rPr>
+                      <w:rFonts w:ascii="Arial" w:cs="Arial" w:eastAsia="Arial" w:hAnsi="Arial"/>
+                      <w:b w:val="false"/>
+                      <w:bCs w:val="false"/>
+                      <w:i w:val="false"/>
+                      <w:iCs w:val="false"/>
+                      <w:color w:val="000000"/>
+                      <w:sz w:val="18"/>
+                      <w:szCs w:val="18"/>
+                    </w:rPr>
+                    <w:t xml:space="preserve">0.15</w:t>
+                  </w:r>
+                </w:p>
+              </w:tc>
+              <w:tc>
+                <w:tcPr>
+                  <w:tcW w:type="dxa" w:w="2664"/>
+                  <w:shd w:fill="FFFFFF" w:color="auto" w:val="clear"/>
+                  <w:tcMar>
+                    <w:top w:type="dxa" w:w="60"/>
+                    <w:left w:type="dxa" w:w="120"/>
+                    <w:bottom w:type="dxa" w:w="60"/>
+                    <w:right w:type="dxa" w:w="120"/>
+                  </w:tcMar>
+                  <w:vAlign w:val="top"/>
+                </w:tcPr>
+                <w:p>
+                  <w:pPr>
+                    <w:spacing w:after="40" w:before="0"/>
+                    <w:jc w:val="left"/>
+                  </w:pPr>
+                  <w:r>
+                    <w:rPr>
+                      <w:rFonts w:ascii="Arial" w:cs="Arial" w:eastAsia="Arial" w:hAnsi="Arial"/>
+                      <w:b w:val="false"/>
+                      <w:bCs w:val="false"/>
+                      <w:i w:val="false"/>
+                      <w:iCs w:val="false"/>
+                      <w:color w:val="000000"/>
+                      <w:sz w:val="18"/>
+                      <w:szCs w:val="18"/>
+                    </w:rPr>
+                    <w:t xml:space="preserve">100</w:t>
+                  </w:r>
+                </w:p>
+              </w:tc>
+              <w:tc>
+                <w:tcPr>
+                  <w:tcW w:type="dxa" w:w="2664"/>
+                  <w:shd w:fill="FFFFFF" w:color="auto" w:val="clear"/>
+                  <w:tcMar>
+                    <w:top w:type="dxa" w:w="60"/>
+                    <w:left w:type="dxa" w:w="120"/>
+                    <w:bottom w:type="dxa" w:w="60"/>
+                    <w:right w:type="dxa" w:w="120"/>
+                  </w:tcMar>
+                  <w:vAlign w:val="top"/>
+                </w:tcPr>
+                <w:p>
+                  <w:pPr>
+                    <w:spacing w:after="40" w:before="0"/>
+                    <w:jc w:val="left"/>
+                  </w:pPr>
+                  <w:r>
+                    <w:rPr>
+                      <w:rFonts w:ascii="Arial" w:cs="Arial" w:eastAsia="Arial" w:hAnsi="Arial"/>
+                      <w:b w:val="false"/>
+                      <w:bCs w:val="false"/>
+                      <w:i w:val="false"/>
+                      <w:iCs w:val="false"/>
+                      <w:color w:val="000000"/>
+                      <w:sz w:val="18"/>
+                      <w:szCs w:val="18"/>
+                    </w:rPr>
+                    <w:t xml:space="preserve">0.30</w:t>
+                  </w:r>
+                </w:p>
+              </w:tc>
+            </w:tr>
+          </w:tbl>
+          <w:p>
+            <w:pPr>
+              <w:spacing w:after="60" w:before="0"/>
               <w:jc w:val="left"/>
             </w:pPr>
             <w:r>
@@ -549,7 +1222,101 @@
                 <w:sz w:val="18"/>
                 <w:szCs w:val="18"/>
               </w:rPr>
-              <w:t xml:space="preserve">When the farmer uses a long-handled jembe, they create a large turning effect — called torque — on the blade at the pivot point (where the blade meets the soil). Torque is calculated as: Torque = Force × Perpendicular distance. Even though the farmer applies the same effort force, the longer handle increases the perpendicular distance from the pivot to the point where the force is applied. A greater perpendicular distance means a greater torque, so the blade turns into the soil more powerfully. When the farmer grips close to the blade, the perpendicular distance is very small, so the torque is small — and the blade barely cuts into the soil even though the same person is pushing just as hard. This is why handle length, not just effort, determines how easy or hard it is to make the jembe turn.</w:t>
+              <w:t xml:space="preserve"/>
+            </w:r>
+          </w:p>
+          <w:p>
+            <w:pPr>
+              <w:spacing w:after="40" w:before="0"/>
+              <w:jc w:val="left"/>
+            </w:pPr>
+            <w:r>
+              <w:rPr>
+                <w:rFonts w:ascii="Arial" w:cs="Arial" w:eastAsia="Arial" w:hAnsi="Arial"/>
+                <w:b/>
+                <w:bCs/>
+                <w:i w:val="false"/>
+                <w:iCs w:val="false"/>
+                <w:color w:val="000000"/>
+                <w:sz w:val="18"/>
+                <w:szCs w:val="18"/>
+              </w:rPr>
+              <w:t xml:space="preserve"/>
+            </w:r>
+          </w:p>
+          <w:p>
+            <w:pPr>
+              <w:spacing w:after="40" w:before="0"/>
+              <w:jc w:val="left"/>
+            </w:pPr>
+            <w:r>
+              <w:rPr>
+                <w:rFonts w:ascii="Arial" w:cs="Arial" w:eastAsia="Arial" w:hAnsi="Arial"/>
+                <w:b/>
+                <w:bCs/>
+                <w:i w:val="false"/>
+                <w:iCs w:val="false"/>
+                <w:color w:val="000000"/>
+                <w:sz w:val="18"/>
+                <w:szCs w:val="18"/>
+              </w:rPr>
+              <w:t xml:space="preserve">(a) Convert each mass to a weight (force) in Newtons. (b) Calculate F × d for the left side and for the right side in each trial, with units. (c) What pattern do you find? State it as a general rule in words and give it its scientific name. (d) Why is the metre rule balanced even though the masses and the distances on the two sides are different?</w:t>
+            </w:r>
+          </w:p>
+          <w:p>
+            <w:pPr>
+              <w:spacing w:after="60" w:before="0"/>
+              <w:jc w:val="left"/>
+            </w:pPr>
+            <w:r>
+              <w:rPr>
+                <w:rFonts w:ascii="Arial" w:cs="Arial" w:eastAsia="Arial" w:hAnsi="Arial"/>
+                <w:b w:val="false"/>
+                <w:bCs w:val="false"/>
+                <w:i w:val="false"/>
+                <w:iCs w:val="false"/>
+                <w:color w:val="000000"/>
+                <w:sz w:val="18"/>
+                <w:szCs w:val="18"/>
+              </w:rPr>
+              <w:t xml:space="preserve"/>
+            </w:r>
+          </w:p>
+        </w:tc>
+      </w:tr>
+      <w:tr>
+        <w:trPr>
+          <w:trHeight w:val="4200" w:hRule="atLeast"/>
+        </w:trPr>
+        <w:tc>
+          <w:tcPr>
+            <w:tcW w:type="dxa" w:w="13680"/>
+            <w:shd w:fill="FFFFFF" w:color="auto" w:val="clear"/>
+            <w:tcMar>
+              <w:top w:type="dxa" w:w="60"/>
+              <w:left w:type="dxa" w:w="120"/>
+              <w:bottom w:type="dxa" w:w="60"/>
+              <w:right w:type="dxa" w:w="120"/>
+            </w:tcMar>
+            <w:vAlign w:val="top"/>
+          </w:tcPr>
+          <w:p>
+            <w:pPr>
+              <w:spacing w:after="40" w:before="0"/>
+              <w:jc w:val="left"/>
+            </w:pPr>
+            <w:r>
+              <w:rPr>
+                <w:rFonts w:ascii="Arial" w:cs="Arial" w:eastAsia="Arial" w:hAnsi="Arial"/>
+                <w:b w:val="false"/>
+                <w:bCs w:val="false"/>
+                <w:i/>
+                <w:iCs/>
+                <w:color w:val="808080"/>
+                <w:sz w:val="18"/>
+                <w:szCs w:val="18"/>
+              </w:rPr>
+              <w:t xml:space="preserve">Write your answer here:</w:t>
             </w:r>
           </w:p>
         </w:tc>
@@ -577,14 +1344,12 @@
         <w:tblLayout w:type="fixed"/>
       </w:tblPr>
       <w:tblGrid>
-        <w:gridCol w:w="3000"/>
-        <w:gridCol w:w="10680"/>
+        <w:gridCol w:w="13680"/>
       </w:tblGrid>
       <w:tr>
         <w:tc>
           <w:tcPr>
             <w:tcW w:type="dxa" w:w="13680"/>
-            <w:gridSpan w:val="2"/>
             <w:shd w:fill="1F3864" w:color="auto" w:val="clear"/>
             <w:tcMar>
               <w:top w:type="dxa" w:w="60"/>
@@ -610,7 +1375,7 @@
                 <w:sz w:val="22"/>
                 <w:szCs w:val="22"/>
               </w:rPr>
-              <w:t xml:space="preserve">Section 2: The Science of Torque — Explaining the Principle</w:t>
+              <w:t xml:space="preserve">Part 2: Explaining the Jembe Handle Puzzle</w:t>
             </w:r>
           </w:p>
         </w:tc>
@@ -618,7 +1383,7 @@
       <w:tr>
         <w:tc>
           <w:tcPr>
-            <w:tcW w:type="dxa" w:w="3000"/>
+            <w:tcW w:type="dxa" w:w="13680"/>
             <w:shd w:fill="D9EEF1" w:color="auto" w:val="clear"/>
             <w:tcMar>
               <w:top w:type="dxa" w:w="60"/>
@@ -644,13 +1409,18 @@
                 <w:sz w:val="18"/>
                 <w:szCs w:val="18"/>
               </w:rPr>
-              <w:t xml:space="preserve">Define torque (turning effect of a force) in your own words. Write the formula and explain what each term means. Then describe how changing either the size of the force OR the distance from the pivot affects the turning effect. Use a worked numerical example — you may invent realistic numbers for a Kenyan farming or everyday tool.</w:t>
-            </w:r>
-          </w:p>
-        </w:tc>
-        <w:tc>
-          <w:tcPr>
-            <w:tcW w:type="dxa" w:w="10680"/>
+              <w:t xml:space="preserve">Amina (handle about 90 cm) and Juma (handle about 30 cm) used jembes with identical blade weights to dig the same soil. (a) In the jembe, which point acts as the pivot, and what is the distance d? (b) Assuming each of them applies the same effort force, use the equation M = F × d to explain why Amina found the digging easier than Juma. (c) By roughly how many times is Amina's handle length greater than Juma's? Use this ratio to compare the moments they produce. (d) A classmate says: 'Amina must have pushed with a much bigger force.' Use the idea of moments to respond to this claim.</w:t>
+            </w:r>
+          </w:p>
+        </w:tc>
+      </w:tr>
+      <w:tr>
+        <w:trPr>
+          <w:trHeight w:val="4200" w:hRule="atLeast"/>
+        </w:trPr>
+        <w:tc>
+          <w:tcPr>
+            <w:tcW w:type="dxa" w:w="13680"/>
             <w:shd w:fill="FFFFFF" w:color="auto" w:val="clear"/>
             <w:tcMar>
               <w:top w:type="dxa" w:w="60"/>
@@ -670,13 +1440,13 @@
                 <w:rFonts w:ascii="Arial" w:cs="Arial" w:eastAsia="Arial" w:hAnsi="Arial"/>
                 <w:b w:val="false"/>
                 <w:bCs w:val="false"/>
-                <w:i w:val="false"/>
-                <w:iCs w:val="false"/>
-                <w:color w:val="000000"/>
-                <w:sz w:val="18"/>
-                <w:szCs w:val="18"/>
-              </w:rPr>
-              <w:t xml:space="preserve">Torque is the measure of how effectively a force causes an object to rotate about a pivot point. The formula is: Torque (τ) = Force (F) × Perpendicular distance (d), where Force is the push or pull applied (measured in Newtons, N) and perpendicular distance is the shortest distance from the pivot to the line of action of the force (measured in metres, m). Torque is measured in Newton-metres (N·m). For example, imagine Wanjiku applies a 20 N downward force on a jembe handle. If her hands are 0.8 m from the pivot (blade tip), the torque is 20 N × 0.8 m = 16 N·m. If she slides her grip to only 0.2 m from the pivot, the torque drops to 20 N × 0.2 m = 4 N·m — just one quarter as much. This shows that doubling the distance doubles the torque, and halving the distance halves the torque, even when the applied force stays exactly the same.</w:t>
+                <w:i/>
+                <w:iCs/>
+                <w:color w:val="808080"/>
+                <w:sz w:val="18"/>
+                <w:szCs w:val="18"/>
+              </w:rPr>
+              <w:t xml:space="preserve">Write your answer here:</w:t>
             </w:r>
           </w:p>
         </w:tc>
@@ -704,14 +1474,12 @@
         <w:tblLayout w:type="fixed"/>
       </w:tblPr>
       <w:tblGrid>
-        <w:gridCol w:w="3000"/>
-        <w:gridCol w:w="10680"/>
+        <w:gridCol w:w="13680"/>
       </w:tblGrid>
       <w:tr>
         <w:tc>
           <w:tcPr>
             <w:tcW w:type="dxa" w:w="13680"/>
-            <w:gridSpan w:val="2"/>
             <w:shd w:fill="1F3864" w:color="auto" w:val="clear"/>
             <w:tcMar>
               <w:top w:type="dxa" w:w="60"/>
@@ -737,7 +1505,7 @@
                 <w:sz w:val="22"/>
                 <w:szCs w:val="22"/>
               </w:rPr>
-              <w:t xml:space="preserve">Section 3: The Principle of Moments and Equilibrium</w:t>
+              <w:t xml:space="preserve">Part 3: Calculating moments and the net turning effect</w:t>
             </w:r>
           </w:p>
         </w:tc>
@@ -745,7 +1513,7 @@
       <w:tr>
         <w:tc>
           <w:tcPr>
-            <w:tcW w:type="dxa" w:w="3000"/>
+            <w:tcW w:type="dxa" w:w="13680"/>
             <w:shd w:fill="D9EEF1" w:color="auto" w:val="clear"/>
             <w:tcMar>
               <w:top w:type="dxa" w:w="60"/>
@@ -771,13 +1539,18 @@
                 <w:sz w:val="18"/>
                 <w:szCs w:val="18"/>
               </w:rPr>
-              <w:t xml:space="preserve">Explain the Principle of Moments. What must be true about the clockwise and anticlockwise moments acting on an object for it to be balanced (in equilibrium)? Describe one real Kenyan example — such as a see-saw at a school in Kisumu, a balance scale used in a Nairobi market, or a door — where this principle is clearly at work. Show how the mathematics confirms the balance.</w:t>
-            </w:r>
-          </w:p>
-        </w:tc>
-        <w:tc>
-          <w:tcPr>
-            <w:tcW w:type="dxa" w:w="10680"/>
+              <w:t xml:space="preserve">Look at this version of the jembe problem. Treat the jembe as able to turn about a fixed pivot P. A farmer grips the jembe 0.8 m from P and pushes with a force of 50 N, which turns the jembe anticlockwise about P. Friction at the blade applies a force of 20 N at a distance of 0.1 m from P, on the other side of P, which turns the jembe clockwise. (a) Calculate the anticlockwise moment and the clockwise moment, showing the equation and units. (b) Calculate the net moment. (c) Will the jembe rotate? If so, in which direction? (d) Why must you give each moment a direction (clockwise or anticlockwise) before you compare them? (e) When you work out a moment from a diagram, which distance must you use for d, and what common mistake do learners make when choosing it?</w:t>
+            </w:r>
+          </w:p>
+        </w:tc>
+      </w:tr>
+      <w:tr>
+        <w:trPr>
+          <w:trHeight w:val="4200" w:hRule="atLeast"/>
+        </w:trPr>
+        <w:tc>
+          <w:tcPr>
+            <w:tcW w:type="dxa" w:w="13680"/>
             <w:shd w:fill="FFFFFF" w:color="auto" w:val="clear"/>
             <w:tcMar>
               <w:top w:type="dxa" w:w="60"/>
@@ -797,13 +1570,13 @@
                 <w:rFonts w:ascii="Arial" w:cs="Arial" w:eastAsia="Arial" w:hAnsi="Arial"/>
                 <w:b w:val="false"/>
                 <w:bCs w:val="false"/>
-                <w:i w:val="false"/>
-                <w:iCs w:val="false"/>
-                <w:color w:val="000000"/>
-                <w:sz w:val="18"/>
-                <w:szCs w:val="18"/>
-              </w:rPr>
-              <w:t xml:space="preserve">The Principle of Moments states that for an object to be in rotational equilibrium (balanced and not rotating), the total clockwise moment about any pivot must equal the total anticlockwise moment about the same pivot. In other words: Sum of clockwise moments = Sum of anticlockwise moments. Consider a market weighing balance in Nairobi: a trader places a 2 kg bag of maize flour 0.3 m to the left of the pivot, creating an anticlockwise moment of (2 × 10) × 0.3 = 6 N·m. To balance this, the trader places a 500 g (0.5 kg) weight on the right side. For balance, the weight must be placed at a distance d, where (0.5 × 10) × d = 6 N·m, so d = 6 ÷ 5 = 1.2 m from the pivot. This example shows that a smaller force can balance a larger one — as long as it is placed farther from the pivot, consistent with the Principle of Moments.</w:t>
+                <w:i/>
+                <w:iCs/>
+                <w:color w:val="808080"/>
+                <w:sz w:val="18"/>
+                <w:szCs w:val="18"/>
+              </w:rPr>
+              <w:t xml:space="preserve">Write your answer here:</w:t>
             </w:r>
           </w:p>
         </w:tc>
@@ -831,14 +1604,12 @@
         <w:tblLayout w:type="fixed"/>
       </w:tblPr>
       <w:tblGrid>
-        <w:gridCol w:w="3000"/>
-        <w:gridCol w:w="10680"/>
+        <w:gridCol w:w="13680"/>
       </w:tblGrid>
       <w:tr>
         <w:tc>
           <w:tcPr>
             <w:tcW w:type="dxa" w:w="13680"/>
-            <w:gridSpan w:val="2"/>
             <w:shd w:fill="1F3864" w:color="auto" w:val="clear"/>
             <w:tcMar>
               <w:top w:type="dxa" w:w="60"/>
@@ -864,7 +1635,7 @@
                 <w:sz w:val="22"/>
                 <w:szCs w:val="22"/>
               </w:rPr>
-              <w:t xml:space="preserve">Section 4: Engineering Applications — How Kenyan Engineers and Farmers Design Better Tools</w:t>
+              <w:t xml:space="preserve">Part 4: Two hands on a steering wheel – couples</w:t>
             </w:r>
           </w:p>
         </w:tc>
@@ -872,7 +1643,7 @@
       <w:tr>
         <w:tc>
           <w:tcPr>
-            <w:tcW w:type="dxa" w:w="3000"/>
+            <w:tcW w:type="dxa" w:w="13680"/>
             <w:shd w:fill="D9EEF1" w:color="auto" w:val="clear"/>
             <w:tcMar>
               <w:top w:type="dxa" w:w="60"/>
@@ -898,13 +1669,18 @@
                 <w:sz w:val="18"/>
                 <w:szCs w:val="18"/>
               </w:rPr>
-              <w:t xml:space="preserve">Choose at least TWO examples of tools or machines used in Kenya — one from farming and one from another context (construction, transport, the home, or a school workshop). For each example, explain how engineers or designers have applied the turning effect of force to make the tool more effective or efficient. Mention the pivot, the effort, and the load in each case.</w:t>
-            </w:r>
-          </w:p>
-        </w:tc>
-        <w:tc>
-          <w:tcPr>
-            <w:tcW w:type="dxa" w:w="10680"/>
+              <w:t xml:space="preserve">A matatu driver uses TWO hands on the steering wheel. In the suspended metre-rule demonstration, two equal forces were applied on opposite sides of the centre, pulling in opposite directions (anti-parallel), and the rule rotated. (a) What is a couple? (b) What is the net force on the rule from the two pulls, and what happens to the rule? Explain how this can be. (c) How do you calculate the moment of a couple? (d) Explain how a driver placing her hands further apart on the steering wheel helps her turn it, even though she does not push harder. (e) Give TWO other Kenyan examples of a couple.</w:t>
+            </w:r>
+          </w:p>
+        </w:tc>
+      </w:tr>
+      <w:tr>
+        <w:trPr>
+          <w:trHeight w:val="4200" w:hRule="atLeast"/>
+        </w:trPr>
+        <w:tc>
+          <w:tcPr>
+            <w:tcW w:type="dxa" w:w="13680"/>
             <w:shd w:fill="FFFFFF" w:color="auto" w:val="clear"/>
             <w:tcMar>
               <w:top w:type="dxa" w:w="60"/>
@@ -924,13 +1700,13 @@
                 <w:rFonts w:ascii="Arial" w:cs="Arial" w:eastAsia="Arial" w:hAnsi="Arial"/>
                 <w:b w:val="false"/>
                 <w:bCs w:val="false"/>
-                <w:i w:val="false"/>
-                <w:iCs w:val="false"/>
-                <w:color w:val="000000"/>
-                <w:sz w:val="18"/>
-                <w:szCs w:val="18"/>
-              </w:rPr>
-              <w:t xml:space="preserve">Example 1 — Farming: The long-handled jembe used across Kenya's Rift Valley and highlands is a deliberate engineering choice. The metal blade is the load, the soil surface acts as the pivot, and the farmer's hands apply the effort. By designing a handle of 1–1.2 metres, tool-makers ensure the farmer can produce a large torque with moderate effort, reducing fatigue during long hours of digging. A shorter handle would require a much larger force to produce the same torque, causing rapid exhaustion. Example 2 — A wheelbarrow on a construction site in Mombasa: The wheel axle is the pivot, the load (sand or cement blocks) sits in the tray close to the wheel, and the worker lifts the handles at the far end. The long handles maximise the perpendicular distance from the pivot to the applied effort, so even a heavy load can be lifted and moved with relatively little force. Engineers position the tray close to the wheel to keep the load's moment small, meaning the worker's effort moment only needs to be slightly larger to lift the load — this is an application of both torque and the Principle of Moments working together.</w:t>
+                <w:i/>
+                <w:iCs/>
+                <w:color w:val="808080"/>
+                <w:sz w:val="18"/>
+                <w:szCs w:val="18"/>
+              </w:rPr>
+              <w:t xml:space="preserve">Write your answer here:</w:t>
             </w:r>
           </w:p>
         </w:tc>
@@ -958,14 +1734,12 @@
         <w:tblLayout w:type="fixed"/>
       </w:tblPr>
       <w:tblGrid>
-        <w:gridCol w:w="3000"/>
-        <w:gridCol w:w="10680"/>
+        <w:gridCol w:w="13680"/>
       </w:tblGrid>
       <w:tr>
         <w:tc>
           <w:tcPr>
             <w:tcW w:type="dxa" w:w="13680"/>
-            <w:gridSpan w:val="2"/>
             <w:shd w:fill="1F3864" w:color="auto" w:val="clear"/>
             <w:tcMar>
               <w:top w:type="dxa" w:w="60"/>
@@ -991,7 +1765,7 @@
                 <w:sz w:val="22"/>
                 <w:szCs w:val="22"/>
               </w:rPr>
-              <w:t xml:space="preserve">Section 5: Answering the Driving Question</w:t>
+              <w:t xml:space="preserve">Part 5: Answering the driving question</w:t>
             </w:r>
           </w:p>
         </w:tc>
@@ -999,7 +1773,7 @@
       <w:tr>
         <w:tc>
           <w:tcPr>
-            <w:tcW w:type="dxa" w:w="3000"/>
+            <w:tcW w:type="dxa" w:w="13680"/>
             <w:shd w:fill="D9EEF1" w:color="auto" w:val="clear"/>
             <w:tcMar>
               <w:top w:type="dxa" w:w="60"/>
@@ -1025,13 +1799,37 @@
                 <w:sz w:val="18"/>
                 <w:szCs w:val="18"/>
               </w:rPr>
-              <w:t xml:space="preserve">Now write a full, connected answer to the driving question: 'Why does where you push, pull, or grip something determine how easy or hard it is to make it turn — and how do engineers and farmers in Kenya use this to design better tools?' Your answer should bring together all four sections above into one coherent scientific explanation. It must reference the anchoring phenomenon, the formula for torque, the Principle of Moments, and at least one Kenyan engineering application.</w:t>
-            </w:r>
-          </w:p>
-        </w:tc>
-        <w:tc>
-          <w:tcPr>
-            <w:tcW w:type="dxa" w:w="10680"/>
+              <w:t xml:space="preserve">Driving question: Why does where you push, pull, or grip something determine how easy or hard it is to make it turn, and how do engineers and farmers in Kenya use this to design better tools?</w:t>
+            </w:r>
+          </w:p>
+          <w:p>
+            <w:pPr>
+              <w:spacing w:after="40" w:before="0"/>
+              <w:jc w:val="left"/>
+            </w:pPr>
+            <w:r>
+              <w:rPr>
+                <w:rFonts w:ascii="Arial" w:cs="Arial" w:eastAsia="Arial" w:hAnsi="Arial"/>
+                <w:b/>
+                <w:bCs/>
+                <w:i w:val="false"/>
+                <w:iCs w:val="false"/>
+                <w:color w:val="000000"/>
+                <w:sz w:val="18"/>
+                <w:szCs w:val="18"/>
+              </w:rPr>
+              <w:t xml:space="preserve">(a) Write a full answer of 4–6 sentences. Use the jembe in Kericho as your main example and include the terms pivot, perpendicular distance, force and moment. (b) Give TWO other examples from our school walk-around or video clips (such as a gate, tap, crane at Mombasa port, pliers at Kamukunji, or a boda-boda brake in Kisumu). For each, say where the pivot is and how the tool's design makes turning easier. (c) Compare your first prediction from Lesson 1 with your explanation now. What has changed in your thinking?</w:t>
+            </w:r>
+          </w:p>
+        </w:tc>
+      </w:tr>
+      <w:tr>
+        <w:trPr>
+          <w:trHeight w:val="4200" w:hRule="atLeast"/>
+        </w:trPr>
+        <w:tc>
+          <w:tcPr>
+            <w:tcW w:type="dxa" w:w="13680"/>
             <w:shd w:fill="FFFFFF" w:color="auto" w:val="clear"/>
             <w:tcMar>
               <w:top w:type="dxa" w:w="60"/>
@@ -1051,13 +1849,13 @@
                 <w:rFonts w:ascii="Arial" w:cs="Arial" w:eastAsia="Arial" w:hAnsi="Arial"/>
                 <w:b w:val="false"/>
                 <w:bCs w:val="false"/>
-                <w:i w:val="false"/>
-                <w:iCs w:val="false"/>
-                <w:color w:val="000000"/>
-                <w:sz w:val="18"/>
-                <w:szCs w:val="18"/>
-              </w:rPr>
-              <w:t xml:space="preserve">Where you push, pull, or grip an object determines the perpendicular distance from the pivot to the line of action of your force. According to the torque formula — Torque = Force × Perpendicular distance — a larger distance produces a greater turning effect even if your applied force stays the same. This is exactly why the farmer in Kericho finds a long-handled jembe so much easier to use: the longer handle multiplies her effort into a large torque at the blade's pivot, driving it powerfully into the soil. Gripping near the blade collapses this distance and collapses the torque, making every dig a struggle. The Principle of Moments extends this idea to balanced systems: for a tool or structure to be in equilibrium, all clockwise moments must equal all anticlockwise moments about the pivot. Kenyan engineers and farmers apply these principles deliberately in tool design. Jembe handles are made long to maximise torque with minimal effort; wheelbarrow handles are lengthened for the same reason; market balance scales use the Principle of Moments to compare unknown masses with known weights. In every case, the designer is solving the same fundamental problem the farmer in Kericho solved instinctively — that the effectiveness of a force in causing rotation depends not just on how hard you push, but on exactly where you push. Understanding torque and moments allows engineers to design smarter tools that work with human strength, not against it.</w:t>
+                <w:i/>
+                <w:iCs/>
+                <w:color w:val="808080"/>
+                <w:sz w:val="18"/>
+                <w:szCs w:val="18"/>
+              </w:rPr>
+              <w:t xml:space="preserve">Write your answer here:</w:t>
             </w:r>
           </w:p>
         </w:tc>
@@ -1284,7 +2082,7 @@
                 <w:sz w:val="18"/>
                 <w:szCs w:val="18"/>
               </w:rPr>
-              <w:t xml:space="preserve">Scientific Accuracy of Torque and Moments</w:t>
+              <w:t xml:space="preserve">Use of M = F × d and the Principle of Moments</w:t>
             </w:r>
           </w:p>
         </w:tc>
@@ -1316,7 +2114,7 @@
                 <w:sz w:val="18"/>
                 <w:szCs w:val="18"/>
               </w:rPr>
-              <w:t xml:space="preserve">Torque formula is stated correctly (τ = F × d) and applied accurately in at least one worked numerical example. The Principle of Moments is defined precisely and verified mathematically. All scientific vocabulary (torque, pivot, perpendicular distance, equilibrium, clockwise/anticlockwise moment) is used correctly throughout.</w:t>
+              <w:t xml:space="preserve">Calculates every moment correctly with units, converts masses to weights using g = 10 N/kg, identifies clockwise and anticlockwise moments, and states the Principle of Moments accurately.</w:t>
             </w:r>
           </w:p>
         </w:tc>
@@ -1348,7 +2146,7 @@
                 <w:sz w:val="18"/>
                 <w:szCs w:val="18"/>
               </w:rPr>
-              <w:t xml:space="preserve">Torque formula is stated and a numerical example is attempted with only minor errors. The Principle of Moments is defined correctly in words. Most scientific vocabulary is used correctly, with one or two small inaccuracies.</w:t>
+              <w:t xml:space="preserve">Calculates most moments correctly with units and states the Principle of Moments with minor gaps, such as a missing direction or unit.</w:t>
             </w:r>
           </w:p>
         </w:tc>
@@ -1380,7 +2178,7 @@
                 <w:sz w:val="18"/>
                 <w:szCs w:val="18"/>
               </w:rPr>
-              <w:t xml:space="preserve">The torque formula is partially stated or contains errors. The Principle of Moments is mentioned but not clearly explained or verified. Scientific vocabulary is limited or frequently misused.</w:t>
+              <w:t xml:space="preserve">Makes frequent calculation errors, omits units or directions, or cannot state the Principle of Moments.</w:t>
             </w:r>
           </w:p>
         </w:tc>
@@ -1414,7 +2212,7 @@
                 <w:sz w:val="18"/>
                 <w:szCs w:val="18"/>
               </w:rPr>
-              <w:t xml:space="preserve">Explanation of the Anchoring Phenomenon</w:t>
+              <w:t xml:space="preserve">Explaining the Jembe Handle Puzzle</w:t>
             </w:r>
           </w:p>
         </w:tc>
@@ -1446,7 +2244,7 @@
                 <w:sz w:val="18"/>
                 <w:szCs w:val="18"/>
               </w:rPr>
-              <w:t xml:space="preserve">The Jembe Handle Puzzle is fully and precisely explained using torque, perpendicular distance, and pivot. The student clearly links the long handle to greater torque and the short handle to reduced torque, and explains why this changes the effort required. The explanation is coherent, causal, and scientifically accurate.</w:t>
+              <w:t xml:space="preserve">Identifies the blade-soil contact as the pivot and explains that the longer handle (90 cm against 30 cm) gives a larger perpendicular distance and so a larger moment for the same force, rejecting the idea that a bigger force is needed.</w:t>
             </w:r>
           </w:p>
         </w:tc>
@@ -1478,7 +2276,7 @@
                 <w:sz w:val="18"/>
                 <w:szCs w:val="18"/>
               </w:rPr>
-              <w:t xml:space="preserve">The phenomenon is explained with reference to torque and distance, and the link between handle length and ease of digging is made clear. One or two steps in the causal chain may be incomplete or slightly imprecise.</w:t>
+              <w:t xml:space="preserve">Explains that a longer handle makes digging easier and refers to distance and moment, but the pivot or the same-force reasoning is incomplete.</w:t>
             </w:r>
           </w:p>
         </w:tc>
@@ -1510,7 +2308,7 @@
                 <w:sz w:val="18"/>
                 <w:szCs w:val="18"/>
               </w:rPr>
-              <w:t xml:space="preserve">The student attempts to explain the phenomenon but the explanation is vague, relies on everyday language without scientific terms, or does not correctly connect handle length to torque.</w:t>
+              <w:t xml:space="preserve">Says only that a longer handle is easier or gives vague reasons, without linking to moment, pivot or perpendicular distance.</w:t>
             </w:r>
           </w:p>
         </w:tc>
@@ -1544,7 +2342,7 @@
                 <w:sz w:val="18"/>
                 <w:szCs w:val="18"/>
               </w:rPr>
-              <w:t xml:space="preserve">Application to Kenyan Tools and Engineering Contexts</w:t>
+              <w:t xml:space="preserve">Understanding of couples and net moment</w:t>
             </w:r>
           </w:p>
         </w:tc>
@@ -1576,7 +2374,7 @@
                 <w:sz w:val="18"/>
                 <w:szCs w:val="18"/>
               </w:rPr>
-              <w:t xml:space="preserve">At least two Kenyan tools or contexts are discussed in detail (e.g., jembe, wheelbarrow, balance scale, door). For each, the pivot, effort, load, and turning effect are clearly identified and the engineering design decision is explained scientifically. Examples are specific and accurate.</w:t>
+              <w:t xml:space="preserve">Defines a couple correctly, explains zero net force with pure rotation, uses F × d between the forces, and explains a real couple such as the two-handed steering wheel grip. Uses the perpendicular distance, not the arrow length.</w:t>
             </w:r>
           </w:p>
         </w:tc>
@@ -1608,7 +2406,7 @@
                 <w:sz w:val="18"/>
                 <w:szCs w:val="18"/>
               </w:rPr>
-              <w:t xml:space="preserve">Two Kenyan tools are mentioned and the basic application of torque is described for each. The pivot, effort, and load are identified, though the explanation of the design decision may lack full scientific depth for one example.</w:t>
+              <w:t xml:space="preserve">Defines a couple and gives F × d, with small gaps in explaining net force or the steering wheel example.</w:t>
             </w:r>
           </w:p>
         </w:tc>
@@ -1640,7 +2438,7 @@
                 <w:sz w:val="18"/>
                 <w:szCs w:val="18"/>
               </w:rPr>
-              <w:t xml:space="preserve">Only one tool is discussed, or the tools mentioned are not clearly connected to the science of torque and moments. The pivot, effort, and load are not clearly identified.</w:t>
+              <w:t xml:space="preserve">Confuses a couple with a single force, or does not explain why the object turns.</w:t>
             </w:r>
           </w:p>
         </w:tc>
@@ -1674,7 +2472,7 @@
                 <w:sz w:val="18"/>
                 <w:szCs w:val="18"/>
               </w:rPr>
-              <w:t xml:space="preserve">Use of the Principle of Moments</w:t>
+              <w:t xml:space="preserve">Connecting to Kenyan contexts and the driving question</w:t>
             </w:r>
           </w:p>
         </w:tc>
@@ -1706,7 +2504,7 @@
                 <w:sz w:val="18"/>
                 <w:szCs w:val="18"/>
               </w:rPr>
-              <w:t xml:space="preserve">The Principle of Moments is stated accurately and illustrated with a clear Kenyan example. A correct numerical calculation is shown that verifies the principle (clockwise moment = anticlockwise moment). The student explains what happens to the system if the moments are unequal.</w:t>
+              <w:t xml:space="preserve">Gives a coherent answer to the driving question with at least two correct Kenyan examples, each with pivot and design reason, and clearly shows how thinking changed since Lesson 1.</w:t>
             </w:r>
           </w:p>
         </w:tc>
@@ -1738,7 +2536,7 @@
                 <w:sz w:val="18"/>
                 <w:szCs w:val="18"/>
               </w:rPr>
-              <w:t xml:space="preserve">The Principle of Moments is stated correctly and a Kenyan example is given. A numerical calculation is attempted and is mostly correct, though there may be a minor arithmetic or unit error.</w:t>
+              <w:t xml:space="preserve">Gives a mostly complete answer with two examples, where the pivot or design reasoning is partly missing.</w:t>
             </w:r>
           </w:p>
         </w:tc>
@@ -1770,137 +2568,7 @@
                 <w:sz w:val="18"/>
                 <w:szCs w:val="18"/>
               </w:rPr>
-              <w:t xml:space="preserve">The Principle of Moments is mentioned but not clearly illustrated with an example. No numerical calculation is attempted, or the calculation contains significant errors that undermine the explanation.</w:t>
-            </w:r>
-          </w:p>
-        </w:tc>
-      </w:tr>
-      <w:tr>
-        <w:tc>
-          <w:tcPr>
-            <w:tcW w:type="dxa" w:w="3000"/>
-            <w:shd w:fill="D5E8F0" w:color="auto" w:val="clear"/>
-            <w:tcMar>
-              <w:top w:type="dxa" w:w="60"/>
-              <w:left w:type="dxa" w:w="120"/>
-              <w:bottom w:type="dxa" w:w="60"/>
-              <w:right w:type="dxa" w:w="120"/>
-            </w:tcMar>
-            <w:vAlign w:val="top"/>
-          </w:tcPr>
-          <w:p>
-            <w:pPr>
-              <w:spacing w:after="40" w:before="0"/>
-              <w:jc w:val="left"/>
-            </w:pPr>
-            <w:r>
-              <w:rPr>
-                <w:rFonts w:ascii="Arial" w:cs="Arial" w:eastAsia="Arial" w:hAnsi="Arial"/>
-                <w:b w:val="false"/>
-                <w:bCs w:val="false"/>
-                <w:i w:val="false"/>
-                <w:iCs w:val="false"/>
-                <w:color w:val="000000"/>
-                <w:sz w:val="18"/>
-                <w:szCs w:val="18"/>
-              </w:rPr>
-              <w:t xml:space="preserve">Coherence and Quality of Final Driving Question Response</w:t>
-            </w:r>
-          </w:p>
-        </w:tc>
-        <w:tc>
-          <w:tcPr>
-            <w:tcW w:type="dxa" w:w="3560"/>
-            <w:shd w:fill="FFFFFF" w:color="auto" w:val="clear"/>
-            <w:tcMar>
-              <w:top w:type="dxa" w:w="60"/>
-              <w:left w:type="dxa" w:w="120"/>
-              <w:bottom w:type="dxa" w:w="60"/>
-              <w:right w:type="dxa" w:w="120"/>
-            </w:tcMar>
-            <w:vAlign w:val="top"/>
-          </w:tcPr>
-          <w:p>
-            <w:pPr>
-              <w:spacing w:after="40" w:before="0"/>
-              <w:jc w:val="left"/>
-            </w:pPr>
-            <w:r>
-              <w:rPr>
-                <w:rFonts w:ascii="Arial" w:cs="Arial" w:eastAsia="Arial" w:hAnsi="Arial"/>
-                <w:b w:val="false"/>
-                <w:bCs w:val="false"/>
-                <w:i w:val="false"/>
-                <w:iCs w:val="false"/>
-                <w:color w:val="000000"/>
-                <w:sz w:val="18"/>
-                <w:szCs w:val="18"/>
-              </w:rPr>
-              <w:t xml:space="preserve">Section 5 provides a fully integrated, well-structured answer that synthesises all unit concepts (torque formula, Principle of Moments, anchoring phenomenon, engineering applications) into one connected scientific explanation. The response is written clearly, uses scientific vocabulary throughout, and directly and completely answers every part of the driving question.</w:t>
-            </w:r>
-          </w:p>
-        </w:tc>
-        <w:tc>
-          <w:tcPr>
-            <w:tcW w:type="dxa" w:w="3560"/>
-            <w:shd w:fill="F2F2F2" w:color="auto" w:val="clear"/>
-            <w:tcMar>
-              <w:top w:type="dxa" w:w="60"/>
-              <w:left w:type="dxa" w:w="120"/>
-              <w:bottom w:type="dxa" w:w="60"/>
-              <w:right w:type="dxa" w:w="120"/>
-            </w:tcMar>
-            <w:vAlign w:val="top"/>
-          </w:tcPr>
-          <w:p>
-            <w:pPr>
-              <w:spacing w:after="40" w:before="0"/>
-              <w:jc w:val="left"/>
-            </w:pPr>
-            <w:r>
-              <w:rPr>
-                <w:rFonts w:ascii="Arial" w:cs="Arial" w:eastAsia="Arial" w:hAnsi="Arial"/>
-                <w:b w:val="false"/>
-                <w:bCs w:val="false"/>
-                <w:i w:val="false"/>
-                <w:iCs w:val="false"/>
-                <w:color w:val="000000"/>
-                <w:sz w:val="18"/>
-                <w:szCs w:val="18"/>
-              </w:rPr>
-              <w:t xml:space="preserve">Section 5 addresses the driving question and connects most major concepts from the unit. The response is mostly coherent and uses scientific vocabulary, though one concept may be underdeveloped or the link between sections could be stronger.</w:t>
-            </w:r>
-          </w:p>
-        </w:tc>
-        <w:tc>
-          <w:tcPr>
-            <w:tcW w:type="dxa" w:w="3560"/>
-            <w:shd w:fill="FFFFFF" w:color="auto" w:val="clear"/>
-            <w:tcMar>
-              <w:top w:type="dxa" w:w="60"/>
-              <w:left w:type="dxa" w:w="120"/>
-              <w:bottom w:type="dxa" w:w="60"/>
-              <w:right w:type="dxa" w:w="120"/>
-            </w:tcMar>
-            <w:vAlign w:val="top"/>
-          </w:tcPr>
-          <w:p>
-            <w:pPr>
-              <w:spacing w:after="40" w:before="0"/>
-              <w:jc w:val="left"/>
-            </w:pPr>
-            <w:r>
-              <w:rPr>
-                <w:rFonts w:ascii="Arial" w:cs="Arial" w:eastAsia="Arial" w:hAnsi="Arial"/>
-                <w:b w:val="false"/>
-                <w:bCs w:val="false"/>
-                <w:i w:val="false"/>
-                <w:iCs w:val="false"/>
-                <w:color w:val="000000"/>
-                <w:sz w:val="18"/>
-                <w:szCs w:val="18"/>
-              </w:rPr>
-              <w:t xml:space="preserve">Section 5 attempts to answer the driving question but is incomplete, repetitive, or disconnected. Key concepts from the unit are missing or not linked together. The answer relies heavily on everyday language rather than scientific explanation.</w:t>
+              <w:t xml:space="preserve">Gives one example or none, with little link to the driving question or to the change in thinking.</w:t>
             </w:r>
           </w:p>
         </w:tc>
@@ -2024,7 +2692,7 @@
         </w:rPr>
         <w:t xml:space="preserve">© 2026 SeaVuria and ARES. This work is licensed under a </w:t>
       </w:r>
-      <w:hyperlink w:history="1" r:id="rIdcdv-nukq8mzuv-rqclocr">
+      <w:hyperlink w:history="1" r:id="rIdzjrrynd8jyg0blsqdujxd">
         <w:r>
           <w:rPr>
             <w:rFonts w:ascii="Arial" w:cs="Arial" w:eastAsia="Arial" w:hAnsi="Arial"/>
@@ -2044,7 +2712,7 @@
         </w:rPr>
         <w:t xml:space="preserve"> (</w:t>
       </w:r>
-      <w:hyperlink w:history="1" r:id="rIdt2rnow_yvd37nldsr1wxu">
+      <w:hyperlink w:history="1" r:id="rId-mczjte59lh9dhhpx7cx8">
         <w:r>
           <w:rPr>
             <w:rFonts w:ascii="Arial" w:cs="Arial" w:eastAsia="Arial" w:hAnsi="Arial"/>
@@ -2064,7 +2732,7 @@
         </w:rPr>
         <w:t xml:space="preserve">). To view a copy of this license, visit </w:t>
       </w:r>
-      <w:hyperlink w:history="1" r:id="rId0-9gbbz9tkpmm2pjth7a2">
+      <w:hyperlink w:history="1" r:id="rIdlwhsnbztdrwodbkzdya-m">
         <w:r>
           <w:rPr>
             <w:rFonts w:ascii="Arial" w:cs="Arial" w:eastAsia="Arial" w:hAnsi="Arial"/>

--- a/data/outputs/v2/General_Science/SS3.1_Turning_Effect_of_Force/General_Science_Turning_Effect_of_Force_FinalExplanation.docx
+++ b/data/outputs/v2/General_Science/SS3.1_Turning_Effect_of_Force/General_Science_Turning_Effect_of_Force_FinalExplanation.docx
@@ -2692,7 +2692,7 @@
         </w:rPr>
         <w:t xml:space="preserve">© 2026 SeaVuria and ARES. This work is licensed under a </w:t>
       </w:r>
-      <w:hyperlink w:history="1" r:id="rIdzjrrynd8jyg0blsqdujxd">
+      <w:hyperlink w:history="1" r:id="rIdjcf8runky94p4t6kn0kwh">
         <w:r>
           <w:rPr>
             <w:rFonts w:ascii="Arial" w:cs="Arial" w:eastAsia="Arial" w:hAnsi="Arial"/>
@@ -2712,7 +2712,7 @@
         </w:rPr>
         <w:t xml:space="preserve"> (</w:t>
       </w:r>
-      <w:hyperlink w:history="1" r:id="rId-mczjte59lh9dhhpx7cx8">
+      <w:hyperlink w:history="1" r:id="rIddlhaledtonrr7r8ifltj8">
         <w:r>
           <w:rPr>
             <w:rFonts w:ascii="Arial" w:cs="Arial" w:eastAsia="Arial" w:hAnsi="Arial"/>
@@ -2732,7 +2732,7 @@
         </w:rPr>
         <w:t xml:space="preserve">). To view a copy of this license, visit </w:t>
       </w:r>
-      <w:hyperlink w:history="1" r:id="rIdlwhsnbztdrwodbkzdya-m">
+      <w:hyperlink w:history="1" r:id="rIdkpzpiulwjrpfqvhrrkhdt">
         <w:r>
           <w:rPr>
             <w:rFonts w:ascii="Arial" w:cs="Arial" w:eastAsia="Arial" w:hAnsi="Arial"/>

--- a/data/outputs/v2/General_Science/SS3.1_Turning_Effect_of_Force/General_Science_Turning_Effect_of_Force_FinalExplanation.docx
+++ b/data/outputs/v2/General_Science/SS3.1_Turning_Effect_of_Force/General_Science_Turning_Effect_of_Force_FinalExplanation.docx
@@ -2692,7 +2692,7 @@
         </w:rPr>
         <w:t xml:space="preserve">© 2026 SeaVuria and ARES. This work is licensed under a </w:t>
       </w:r>
-      <w:hyperlink w:history="1" r:id="rIdjcf8runky94p4t6kn0kwh">
+      <w:hyperlink w:history="1" r:id="rIdeff7v4n8vjqdjtvc5anbi">
         <w:r>
           <w:rPr>
             <w:rFonts w:ascii="Arial" w:cs="Arial" w:eastAsia="Arial" w:hAnsi="Arial"/>
@@ -2712,7 +2712,7 @@
         </w:rPr>
         <w:t xml:space="preserve"> (</w:t>
       </w:r>
-      <w:hyperlink w:history="1" r:id="rIddlhaledtonrr7r8ifltj8">
+      <w:hyperlink w:history="1" r:id="rIdu_ez-e3uetbihm1lm73xl">
         <w:r>
           <w:rPr>
             <w:rFonts w:ascii="Arial" w:cs="Arial" w:eastAsia="Arial" w:hAnsi="Arial"/>
@@ -2732,7 +2732,7 @@
         </w:rPr>
         <w:t xml:space="preserve">). To view a copy of this license, visit </w:t>
       </w:r>
-      <w:hyperlink w:history="1" r:id="rIdkpzpiulwjrpfqvhrrkhdt">
+      <w:hyperlink w:history="1" r:id="rIdrgq_m06qu7uxain1grkag">
         <w:r>
           <w:rPr>
             <w:rFonts w:ascii="Arial" w:cs="Arial" w:eastAsia="Arial" w:hAnsi="Arial"/>

--- a/data/outputs/v2/General_Science/SS3.1_Turning_Effect_of_Force/General_Science_Turning_Effect_of_Force_FinalExplanation.docx
+++ b/data/outputs/v2/General_Science/SS3.1_Turning_Effect_of_Force/General_Science_Turning_Effect_of_Force_FinalExplanation.docx
@@ -2692,7 +2692,7 @@
         </w:rPr>
         <w:t xml:space="preserve">© 2026 SeaVuria and ARES. This work is licensed under a </w:t>
       </w:r>
-      <w:hyperlink w:history="1" r:id="rIdeff7v4n8vjqdjtvc5anbi">
+      <w:hyperlink w:history="1" r:id="rIdajn3o1e1mombabacgxdt8">
         <w:r>
           <w:rPr>
             <w:rFonts w:ascii="Arial" w:cs="Arial" w:eastAsia="Arial" w:hAnsi="Arial"/>
@@ -2712,7 +2712,7 @@
         </w:rPr>
         <w:t xml:space="preserve"> (</w:t>
       </w:r>
-      <w:hyperlink w:history="1" r:id="rIdu_ez-e3uetbihm1lm73xl">
+      <w:hyperlink w:history="1" r:id="rId9elppz1isr0qvo1xzpl1d">
         <w:r>
           <w:rPr>
             <w:rFonts w:ascii="Arial" w:cs="Arial" w:eastAsia="Arial" w:hAnsi="Arial"/>
@@ -2732,7 +2732,7 @@
         </w:rPr>
         <w:t xml:space="preserve">). To view a copy of this license, visit </w:t>
       </w:r>
-      <w:hyperlink w:history="1" r:id="rIdrgq_m06qu7uxain1grkag">
+      <w:hyperlink w:history="1" r:id="rIdptbsqf5ohllgglikaludr">
         <w:r>
           <w:rPr>
             <w:rFonts w:ascii="Arial" w:cs="Arial" w:eastAsia="Arial" w:hAnsi="Arial"/>

--- a/data/outputs/v2/General_Science/SS3.1_Turning_Effect_of_Force/General_Science_Turning_Effect_of_Force_FinalExplanation.docx
+++ b/data/outputs/v2/General_Science/SS3.1_Turning_Effect_of_Force/General_Science_Turning_Effect_of_Force_FinalExplanation.docx
@@ -2692,7 +2692,7 @@
         </w:rPr>
         <w:t xml:space="preserve">© 2026 SeaVuria and ARES. This work is licensed under a </w:t>
       </w:r>
-      <w:hyperlink w:history="1" r:id="rIdajn3o1e1mombabacgxdt8">
+      <w:hyperlink w:history="1" r:id="rIdrs20-chm09hto4noiicgn">
         <w:r>
           <w:rPr>
             <w:rFonts w:ascii="Arial" w:cs="Arial" w:eastAsia="Arial" w:hAnsi="Arial"/>
@@ -2712,7 +2712,7 @@
         </w:rPr>
         <w:t xml:space="preserve"> (</w:t>
       </w:r>
-      <w:hyperlink w:history="1" r:id="rId9elppz1isr0qvo1xzpl1d">
+      <w:hyperlink w:history="1" r:id="rIdhmn6rckv9i-mueju2nk1a">
         <w:r>
           <w:rPr>
             <w:rFonts w:ascii="Arial" w:cs="Arial" w:eastAsia="Arial" w:hAnsi="Arial"/>
@@ -2732,7 +2732,7 @@
         </w:rPr>
         <w:t xml:space="preserve">). To view a copy of this license, visit </w:t>
       </w:r>
-      <w:hyperlink w:history="1" r:id="rIdptbsqf5ohllgglikaludr">
+      <w:hyperlink w:history="1" r:id="rIdcnmyszyaq54xecsdhdkib">
         <w:r>
           <w:rPr>
             <w:rFonts w:ascii="Arial" w:cs="Arial" w:eastAsia="Arial" w:hAnsi="Arial"/>

--- a/data/outputs/v2/General_Science/SS3.1_Turning_Effect_of_Force/General_Science_Turning_Effect_of_Force_FinalExplanation.docx
+++ b/data/outputs/v2/General_Science/SS3.1_Turning_Effect_of_Force/General_Science_Turning_Effect_of_Force_FinalExplanation.docx
@@ -4,6 +4,7 @@
   <w:body>
     <w:p>
       <w:pPr>
+        <w:keepNext w:val="false"/>
         <w:spacing w:after="30" w:before="0"/>
         <w:jc w:val="center"/>
       </w:pPr>
@@ -23,6 +24,7 @@
     </w:p>
     <w:p>
       <w:pPr>
+        <w:keepNext w:val="false"/>
         <w:spacing w:after="60" w:before="0"/>
         <w:jc w:val="center"/>
       </w:pPr>
@@ -81,6 +83,7 @@
           </w:tcPr>
           <w:p>
             <w:pPr>
+              <w:keepNext w:val="false"/>
               <w:spacing w:after="40" w:before="0"/>
               <w:jc w:val="center"/>
             </w:pPr>
@@ -116,6 +119,7 @@
           </w:tcPr>
           <w:p>
             <w:pPr>
+              <w:keepNext w:val="false"/>
               <w:spacing w:after="40" w:before="0"/>
               <w:jc w:val="center"/>
             </w:pPr>
@@ -150,6 +154,7 @@
           </w:tcPr>
           <w:p>
             <w:pPr>
+              <w:keepNext w:val="false"/>
               <w:spacing w:after="40" w:before="0"/>
               <w:jc w:val="left"/>
             </w:pPr>
@@ -182,6 +187,7 @@
           </w:tcPr>
           <w:p>
             <w:pPr>
+              <w:keepNext w:val="false"/>
               <w:spacing w:after="40" w:before="0"/>
               <w:jc w:val="left"/>
             </w:pPr>
@@ -216,6 +222,7 @@
           </w:tcPr>
           <w:p>
             <w:pPr>
+              <w:keepNext w:val="false"/>
               <w:spacing w:after="40" w:before="0"/>
               <w:jc w:val="left"/>
             </w:pPr>
@@ -248,6 +255,7 @@
           </w:tcPr>
           <w:p>
             <w:pPr>
+              <w:keepNext w:val="false"/>
               <w:spacing w:after="40" w:before="0"/>
               <w:jc w:val="left"/>
             </w:pPr>
@@ -282,6 +290,7 @@
           </w:tcPr>
           <w:p>
             <w:pPr>
+              <w:keepNext w:val="false"/>
               <w:spacing w:after="40" w:before="0"/>
               <w:jc w:val="left"/>
             </w:pPr>
@@ -314,6 +323,7 @@
           </w:tcPr>
           <w:p>
             <w:pPr>
+              <w:keepNext w:val="false"/>
               <w:spacing w:after="40" w:before="0"/>
               <w:jc w:val="left"/>
             </w:pPr>
@@ -374,6 +384,7 @@
           </w:tcPr>
           <w:p>
             <w:pPr>
+              <w:keepNext w:val="false"/>
               <w:spacing w:after="40" w:before="0"/>
               <w:jc w:val="center"/>
             </w:pPr>
@@ -408,6 +419,7 @@
           </w:tcPr>
           <w:p>
             <w:pPr>
+              <w:keepNext w:val="false"/>
               <w:spacing w:after="40" w:before="0"/>
               <w:jc w:val="left"/>
             </w:pPr>
@@ -467,6 +479,7 @@
           </w:tcPr>
           <w:p>
             <w:pPr>
+              <w:keepNext/>
               <w:spacing w:after="40" w:before="0"/>
               <w:jc w:val="center"/>
             </w:pPr>
@@ -501,6 +514,7 @@
           </w:tcPr>
           <w:p>
             <w:pPr>
+              <w:keepNext/>
               <w:spacing w:after="40" w:before="0"/>
               <w:jc w:val="left"/>
             </w:pPr>
@@ -520,6 +534,7 @@
           </w:p>
           <w:p>
             <w:pPr>
+              <w:keepNext/>
               <w:spacing w:after="40" w:before="0"/>
               <w:jc w:val="left"/>
             </w:pPr>
@@ -572,6 +587,7 @@
                 </w:tcPr>
                 <w:p>
                   <w:pPr>
+                    <w:keepNext w:val="false"/>
                     <w:spacing w:after="40" w:before="0"/>
                     <w:jc w:val="left"/>
                   </w:pPr>
@@ -604,6 +620,7 @@
                 </w:tcPr>
                 <w:p>
                   <w:pPr>
+                    <w:keepNext w:val="false"/>
                     <w:spacing w:after="40" w:before="0"/>
                     <w:jc w:val="left"/>
                   </w:pPr>
@@ -636,6 +653,7 @@
                 </w:tcPr>
                 <w:p>
                   <w:pPr>
+                    <w:keepNext w:val="false"/>
                     <w:spacing w:after="40" w:before="0"/>
                     <w:jc w:val="left"/>
                   </w:pPr>
@@ -668,6 +686,7 @@
                 </w:tcPr>
                 <w:p>
                   <w:pPr>
+                    <w:keepNext w:val="false"/>
                     <w:spacing w:after="40" w:before="0"/>
                     <w:jc w:val="left"/>
                   </w:pPr>
@@ -700,6 +719,7 @@
                 </w:tcPr>
                 <w:p>
                   <w:pPr>
+                    <w:keepNext w:val="false"/>
                     <w:spacing w:after="40" w:before="0"/>
                     <w:jc w:val="left"/>
                   </w:pPr>
@@ -734,6 +754,7 @@
                 </w:tcPr>
                 <w:p>
                   <w:pPr>
+                    <w:keepNext w:val="false"/>
                     <w:spacing w:after="40" w:before="0"/>
                     <w:jc w:val="left"/>
                   </w:pPr>
@@ -766,6 +787,7 @@
                 </w:tcPr>
                 <w:p>
                   <w:pPr>
+                    <w:keepNext w:val="false"/>
                     <w:spacing w:after="40" w:before="0"/>
                     <w:jc w:val="left"/>
                   </w:pPr>
@@ -798,6 +820,7 @@
                 </w:tcPr>
                 <w:p>
                   <w:pPr>
+                    <w:keepNext w:val="false"/>
                     <w:spacing w:after="40" w:before="0"/>
                     <w:jc w:val="left"/>
                   </w:pPr>
@@ -830,6 +853,7 @@
                 </w:tcPr>
                 <w:p>
                   <w:pPr>
+                    <w:keepNext w:val="false"/>
                     <w:spacing w:after="40" w:before="0"/>
                     <w:jc w:val="left"/>
                   </w:pPr>
@@ -862,6 +886,7 @@
                 </w:tcPr>
                 <w:p>
                   <w:pPr>
+                    <w:keepNext w:val="false"/>
                     <w:spacing w:after="40" w:before="0"/>
                     <w:jc w:val="left"/>
                   </w:pPr>
@@ -896,6 +921,7 @@
                 </w:tcPr>
                 <w:p>
                   <w:pPr>
+                    <w:keepNext w:val="false"/>
                     <w:spacing w:after="40" w:before="0"/>
                     <w:jc w:val="left"/>
                   </w:pPr>
@@ -928,6 +954,7 @@
                 </w:tcPr>
                 <w:p>
                   <w:pPr>
+                    <w:keepNext w:val="false"/>
                     <w:spacing w:after="40" w:before="0"/>
                     <w:jc w:val="left"/>
                   </w:pPr>
@@ -960,6 +987,7 @@
                 </w:tcPr>
                 <w:p>
                   <w:pPr>
+                    <w:keepNext w:val="false"/>
                     <w:spacing w:after="40" w:before="0"/>
                     <w:jc w:val="left"/>
                   </w:pPr>
@@ -992,6 +1020,7 @@
                 </w:tcPr>
                 <w:p>
                   <w:pPr>
+                    <w:keepNext w:val="false"/>
                     <w:spacing w:after="40" w:before="0"/>
                     <w:jc w:val="left"/>
                   </w:pPr>
@@ -1024,6 +1053,7 @@
                 </w:tcPr>
                 <w:p>
                   <w:pPr>
+                    <w:keepNext w:val="false"/>
                     <w:spacing w:after="40" w:before="0"/>
                     <w:jc w:val="left"/>
                   </w:pPr>
@@ -1058,6 +1088,7 @@
                 </w:tcPr>
                 <w:p>
                   <w:pPr>
+                    <w:keepNext w:val="false"/>
                     <w:spacing w:after="40" w:before="0"/>
                     <w:jc w:val="left"/>
                   </w:pPr>
@@ -1090,6 +1121,7 @@
                 </w:tcPr>
                 <w:p>
                   <w:pPr>
+                    <w:keepNext w:val="false"/>
                     <w:spacing w:after="40" w:before="0"/>
                     <w:jc w:val="left"/>
                   </w:pPr>
@@ -1122,6 +1154,7 @@
                 </w:tcPr>
                 <w:p>
                   <w:pPr>
+                    <w:keepNext w:val="false"/>
                     <w:spacing w:after="40" w:before="0"/>
                     <w:jc w:val="left"/>
                   </w:pPr>
@@ -1154,6 +1187,7 @@
                 </w:tcPr>
                 <w:p>
                   <w:pPr>
+                    <w:keepNext w:val="false"/>
                     <w:spacing w:after="40" w:before="0"/>
                     <w:jc w:val="left"/>
                   </w:pPr>
@@ -1186,6 +1220,7 @@
                 </w:tcPr>
                 <w:p>
                   <w:pPr>
+                    <w:keepNext w:val="false"/>
                     <w:spacing w:after="40" w:before="0"/>
                     <w:jc w:val="left"/>
                   </w:pPr>
@@ -1208,6 +1243,7 @@
           </w:tbl>
           <w:p>
             <w:pPr>
+              <w:keepNext w:val="false"/>
               <w:spacing w:after="60" w:before="0"/>
               <w:jc w:val="left"/>
             </w:pPr>
@@ -1227,6 +1263,7 @@
           </w:p>
           <w:p>
             <w:pPr>
+              <w:keepNext/>
               <w:spacing w:after="40" w:before="0"/>
               <w:jc w:val="left"/>
             </w:pPr>
@@ -1246,6 +1283,7 @@
           </w:p>
           <w:p>
             <w:pPr>
+              <w:keepNext/>
               <w:spacing w:after="40" w:before="0"/>
               <w:jc w:val="left"/>
             </w:pPr>
@@ -1265,6 +1303,7 @@
           </w:p>
           <w:p>
             <w:pPr>
+              <w:keepNext w:val="false"/>
               <w:spacing w:after="60" w:before="0"/>
               <w:jc w:val="left"/>
             </w:pPr>
@@ -1302,6 +1341,7 @@
           </w:tcPr>
           <w:p>
             <w:pPr>
+              <w:keepNext w:val="false"/>
               <w:spacing w:after="40" w:before="0"/>
               <w:jc w:val="left"/>
             </w:pPr>
@@ -1361,6 +1401,7 @@
           </w:tcPr>
           <w:p>
             <w:pPr>
+              <w:keepNext/>
               <w:spacing w:after="40" w:before="0"/>
               <w:jc w:val="center"/>
             </w:pPr>
@@ -1395,6 +1436,7 @@
           </w:tcPr>
           <w:p>
             <w:pPr>
+              <w:keepNext/>
               <w:spacing w:after="40" w:before="0"/>
               <w:jc w:val="left"/>
             </w:pPr>
@@ -1432,6 +1474,7 @@
           </w:tcPr>
           <w:p>
             <w:pPr>
+              <w:keepNext w:val="false"/>
               <w:spacing w:after="40" w:before="0"/>
               <w:jc w:val="left"/>
             </w:pPr>
@@ -1491,6 +1534,7 @@
           </w:tcPr>
           <w:p>
             <w:pPr>
+              <w:keepNext/>
               <w:spacing w:after="40" w:before="0"/>
               <w:jc w:val="center"/>
             </w:pPr>
@@ -1525,6 +1569,7 @@
           </w:tcPr>
           <w:p>
             <w:pPr>
+              <w:keepNext/>
               <w:spacing w:after="40" w:before="0"/>
               <w:jc w:val="left"/>
             </w:pPr>
@@ -1562,6 +1607,7 @@
           </w:tcPr>
           <w:p>
             <w:pPr>
+              <w:keepNext w:val="false"/>
               <w:spacing w:after="40" w:before="0"/>
               <w:jc w:val="left"/>
             </w:pPr>
@@ -1621,6 +1667,7 @@
           </w:tcPr>
           <w:p>
             <w:pPr>
+              <w:keepNext/>
               <w:spacing w:after="40" w:before="0"/>
               <w:jc w:val="center"/>
             </w:pPr>
@@ -1655,6 +1702,7 @@
           </w:tcPr>
           <w:p>
             <w:pPr>
+              <w:keepNext/>
               <w:spacing w:after="40" w:before="0"/>
               <w:jc w:val="left"/>
             </w:pPr>
@@ -1692,6 +1740,7 @@
           </w:tcPr>
           <w:p>
             <w:pPr>
+              <w:keepNext w:val="false"/>
               <w:spacing w:after="40" w:before="0"/>
               <w:jc w:val="left"/>
             </w:pPr>
@@ -1751,6 +1800,7 @@
           </w:tcPr>
           <w:p>
             <w:pPr>
+              <w:keepNext/>
               <w:spacing w:after="40" w:before="0"/>
               <w:jc w:val="center"/>
             </w:pPr>
@@ -1785,6 +1835,7 @@
           </w:tcPr>
           <w:p>
             <w:pPr>
+              <w:keepNext/>
               <w:spacing w:after="40" w:before="0"/>
               <w:jc w:val="left"/>
             </w:pPr>
@@ -1804,6 +1855,7 @@
           </w:p>
           <w:p>
             <w:pPr>
+              <w:keepNext/>
               <w:spacing w:after="40" w:before="0"/>
               <w:jc w:val="left"/>
             </w:pPr>
@@ -1841,6 +1893,7 @@
           </w:tcPr>
           <w:p>
             <w:pPr>
+              <w:keepNext w:val="false"/>
               <w:spacing w:after="40" w:before="0"/>
               <w:jc w:val="left"/>
             </w:pPr>
@@ -1904,6 +1957,7 @@
           </w:tcPr>
           <w:p>
             <w:pPr>
+              <w:keepNext w:val="false"/>
               <w:spacing w:after="40" w:before="0"/>
               <w:jc w:val="center"/>
             </w:pPr>
@@ -1938,6 +1992,7 @@
           </w:tcPr>
           <w:p>
             <w:pPr>
+              <w:keepNext w:val="false"/>
               <w:spacing w:after="40" w:before="0"/>
               <w:jc w:val="left"/>
             </w:pPr>
@@ -1970,6 +2025,7 @@
           </w:tcPr>
           <w:p>
             <w:pPr>
+              <w:keepNext w:val="false"/>
               <w:spacing w:after="40" w:before="0"/>
               <w:jc w:val="left"/>
             </w:pPr>
@@ -2002,6 +2058,7 @@
           </w:tcPr>
           <w:p>
             <w:pPr>
+              <w:keepNext w:val="false"/>
               <w:spacing w:after="40" w:before="0"/>
               <w:jc w:val="left"/>
             </w:pPr>
@@ -2034,6 +2091,7 @@
           </w:tcPr>
           <w:p>
             <w:pPr>
+              <w:keepNext w:val="false"/>
               <w:spacing w:after="40" w:before="0"/>
               <w:jc w:val="left"/>
             </w:pPr>
@@ -2068,6 +2126,7 @@
           </w:tcPr>
           <w:p>
             <w:pPr>
+              <w:keepNext w:val="false"/>
               <w:spacing w:after="40" w:before="0"/>
               <w:jc w:val="left"/>
             </w:pPr>
@@ -2100,6 +2159,7 @@
           </w:tcPr>
           <w:p>
             <w:pPr>
+              <w:keepNext w:val="false"/>
               <w:spacing w:after="40" w:before="0"/>
               <w:jc w:val="left"/>
             </w:pPr>
@@ -2132,6 +2192,7 @@
           </w:tcPr>
           <w:p>
             <w:pPr>
+              <w:keepNext w:val="false"/>
               <w:spacing w:after="40" w:before="0"/>
               <w:jc w:val="left"/>
             </w:pPr>
@@ -2164,6 +2225,7 @@
           </w:tcPr>
           <w:p>
             <w:pPr>
+              <w:keepNext w:val="false"/>
               <w:spacing w:after="40" w:before="0"/>
               <w:jc w:val="left"/>
             </w:pPr>
@@ -2198,6 +2260,7 @@
           </w:tcPr>
           <w:p>
             <w:pPr>
+              <w:keepNext w:val="false"/>
               <w:spacing w:after="40" w:before="0"/>
               <w:jc w:val="left"/>
             </w:pPr>
@@ -2230,6 +2293,7 @@
           </w:tcPr>
           <w:p>
             <w:pPr>
+              <w:keepNext w:val="false"/>
               <w:spacing w:after="40" w:before="0"/>
               <w:jc w:val="left"/>
             </w:pPr>
@@ -2262,6 +2326,7 @@
           </w:tcPr>
           <w:p>
             <w:pPr>
+              <w:keepNext w:val="false"/>
               <w:spacing w:after="40" w:before="0"/>
               <w:jc w:val="left"/>
             </w:pPr>
@@ -2294,6 +2359,7 @@
           </w:tcPr>
           <w:p>
             <w:pPr>
+              <w:keepNext w:val="false"/>
               <w:spacing w:after="40" w:before="0"/>
               <w:jc w:val="left"/>
             </w:pPr>
@@ -2328,6 +2394,7 @@
           </w:tcPr>
           <w:p>
             <w:pPr>
+              <w:keepNext w:val="false"/>
               <w:spacing w:after="40" w:before="0"/>
               <w:jc w:val="left"/>
             </w:pPr>
@@ -2360,6 +2427,7 @@
           </w:tcPr>
           <w:p>
             <w:pPr>
+              <w:keepNext w:val="false"/>
               <w:spacing w:after="40" w:before="0"/>
               <w:jc w:val="left"/>
             </w:pPr>
@@ -2392,6 +2460,7 @@
           </w:tcPr>
           <w:p>
             <w:pPr>
+              <w:keepNext w:val="false"/>
               <w:spacing w:after="40" w:before="0"/>
               <w:jc w:val="left"/>
             </w:pPr>
@@ -2424,6 +2493,7 @@
           </w:tcPr>
           <w:p>
             <w:pPr>
+              <w:keepNext w:val="false"/>
               <w:spacing w:after="40" w:before="0"/>
               <w:jc w:val="left"/>
             </w:pPr>
@@ -2458,6 +2528,7 @@
           </w:tcPr>
           <w:p>
             <w:pPr>
+              <w:keepNext w:val="false"/>
               <w:spacing w:after="40" w:before="0"/>
               <w:jc w:val="left"/>
             </w:pPr>
@@ -2490,6 +2561,7 @@
           </w:tcPr>
           <w:p>
             <w:pPr>
+              <w:keepNext w:val="false"/>
               <w:spacing w:after="40" w:before="0"/>
               <w:jc w:val="left"/>
             </w:pPr>
@@ -2522,6 +2594,7 @@
           </w:tcPr>
           <w:p>
             <w:pPr>
+              <w:keepNext w:val="false"/>
               <w:spacing w:after="40" w:before="0"/>
               <w:jc w:val="left"/>
             </w:pPr>
@@ -2554,6 +2627,7 @@
           </w:tcPr>
           <w:p>
             <w:pPr>
+              <w:keepNext w:val="false"/>
               <w:spacing w:after="40" w:before="0"/>
               <w:jc w:val="left"/>
             </w:pPr>
@@ -2692,7 +2766,7 @@
         </w:rPr>
         <w:t xml:space="preserve">© 2026 SeaVuria and ARES. This work is licensed under a </w:t>
       </w:r>
-      <w:hyperlink w:history="1" r:id="rIdrs20-chm09hto4noiicgn">
+      <w:hyperlink w:history="1" r:id="rIdk0obu4srz7wwklmov_cmn">
         <w:r>
           <w:rPr>
             <w:rFonts w:ascii="Arial" w:cs="Arial" w:eastAsia="Arial" w:hAnsi="Arial"/>
@@ -2712,7 +2786,7 @@
         </w:rPr>
         <w:t xml:space="preserve"> (</w:t>
       </w:r>
-      <w:hyperlink w:history="1" r:id="rIdhmn6rckv9i-mueju2nk1a">
+      <w:hyperlink w:history="1" r:id="rIdzumhmjzwpfnss2vuxyhd1">
         <w:r>
           <w:rPr>
             <w:rFonts w:ascii="Arial" w:cs="Arial" w:eastAsia="Arial" w:hAnsi="Arial"/>
@@ -2732,7 +2806,7 @@
         </w:rPr>
         <w:t xml:space="preserve">). To view a copy of this license, visit </w:t>
       </w:r>
-      <w:hyperlink w:history="1" r:id="rIdcnmyszyaq54xecsdhdkib">
+      <w:hyperlink w:history="1" r:id="rIdym4bthfxmpkjqqxqplmhz">
         <w:r>
           <w:rPr>
             <w:rFonts w:ascii="Arial" w:cs="Arial" w:eastAsia="Arial" w:hAnsi="Arial"/>

--- a/data/outputs/v2/General_Science/SS3.1_Turning_Effect_of_Force/General_Science_Turning_Effect_of_Force_FinalExplanation.docx
+++ b/data/outputs/v2/General_Science/SS3.1_Turning_Effect_of_Force/General_Science_Turning_Effect_of_Force_FinalExplanation.docx
@@ -2766,7 +2766,7 @@
         </w:rPr>
         <w:t xml:space="preserve">© 2026 SeaVuria and ARES. This work is licensed under a </w:t>
       </w:r>
-      <w:hyperlink w:history="1" r:id="rIdk0obu4srz7wwklmov_cmn">
+      <w:hyperlink w:history="1" r:id="rIdzpaxsuynyznqgupitplc3">
         <w:r>
           <w:rPr>
             <w:rFonts w:ascii="Arial" w:cs="Arial" w:eastAsia="Arial" w:hAnsi="Arial"/>
@@ -2786,7 +2786,7 @@
         </w:rPr>
         <w:t xml:space="preserve"> (</w:t>
       </w:r>
-      <w:hyperlink w:history="1" r:id="rIdzumhmjzwpfnss2vuxyhd1">
+      <w:hyperlink w:history="1" r:id="rId864k7gbg9xntpxwae0olf">
         <w:r>
           <w:rPr>
             <w:rFonts w:ascii="Arial" w:cs="Arial" w:eastAsia="Arial" w:hAnsi="Arial"/>
@@ -2806,7 +2806,7 @@
         </w:rPr>
         <w:t xml:space="preserve">). To view a copy of this license, visit </w:t>
       </w:r>
-      <w:hyperlink w:history="1" r:id="rIdym4bthfxmpkjqqxqplmhz">
+      <w:hyperlink w:history="1" r:id="rIdlywsnot3klihcfe4okq_o">
         <w:r>
           <w:rPr>
             <w:rFonts w:ascii="Arial" w:cs="Arial" w:eastAsia="Arial" w:hAnsi="Arial"/>
